--- a/modul_praktikum/Pertemuan_08_Keranjang_Multi-Tenant_di_Redis_dan_Revalidasi_Harga-Stok.docx
+++ b/modul_praktikum/Pertemuan_08_Keranjang_Multi-Tenant_di_Redis_dan_Revalidasi_Harga-Stok.docx
@@ -87,7 +87,7 @@
           <w:color w:val="0B2545"/>
           <w:sz w:val="21"/>
         </w:rPr>
-        <w:t>14 pertemuan × 6 jam = 84 jam untuk menghasilkan MVP yang dapat didemokan, diuji, dan disiapkan menuju deployment.</w:t>
+        <w:t>14 pertemuan × 3,5 jam efektif di kelas = 49 jam (ditambah tugas mandiri di luar kelas) untuk menghasilkan MVP yang dapat didemokan, diuji, dan disiapkan menuju deployment.</w:t>
       </w:r>
     </w:p>
     <w:tbl>
@@ -554,7 +554,7 @@
                 <w:color w:val="1F2937"/>
                 <w:sz w:val="16"/>
               </w:rPr>
-              <w:t>360 menit (6 jam)</w:t>
+              <w:t>210 menit efektif di kelas (3 jam 30 menit); tugas mandiri di luar kelas hingga 120 menit (2 jam)</w:t>
             </w:r>
           </w:p>
         </w:tc>
@@ -818,7 +818,7 @@
         <w:pStyle w:val="Heading3"/>
       </w:pPr>
       <w:r>
-        <w:t>Pengetahuan Teknis Laravel 13 yang Wajib Dikuasai</w:t>
+        <w:t>Pengetahuan Teknis dan Penjelasan Mandiri (Laravel 13)</w:t>
       </w:r>
     </w:p>
     <w:p>
@@ -931,14 +931,6 @@
     </w:p>
     <w:p>
       <w:pPr>
-        <w:pStyle w:val="Heading3"/>
-      </w:pPr>
-      <w:r>
-        <w:t>Penjelasan Mandiri: Konsep, Cara Kerja, dan Aturan Implementasi</w:t>
-      </w:r>
-    </w:p>
-    <w:p>
-      <w:pPr>
         <w:pStyle w:val="CalloutConcept"/>
         <w:shd w:fill="EAF2FF" w:val="clear"/>
         <w:pBdr>
@@ -1002,1279 +994,843 @@
     <w:p>
       <w:pPr>
         <w:pStyle w:val="CodeHeader"/>
-        <w:shd w:fill="2D2D30"/>
         <w:keepNext/>
         <w:pBdr>
-          <w:left w:val="single" w:sz="4" w:space="8" w:color="2D2D30"/>
+          <w:left w:val="single" w:sz="12" w:space="8" w:color="B8DDE0"/>
         </w:pBdr>
+        <w:shd w:val="clear" w:color="auto" w:fill="E4EAED"/>
       </w:pPr>
       <w:r>
-        <w:t>LANDASAN TEKNIS — app/Services/CartService.php   •   PHP</w:t>
+        <w:rPr>
+          <w:rFonts w:ascii="Consolas" w:hAnsi="Consolas"/>
+          <w:b/>
+          <w:color w:val="262626"/>
+          <w:sz w:val="16"/>
+        </w:rPr>
+        <w:t xml:space="preserve">LANDASAN TEKNIS — app/Services/CartService.php   •   PHP</w:t>
       </w:r>
     </w:p>
     <w:p>
       <w:pPr>
         <w:pStyle w:val="CodeBlock"/>
-        <w:shd w:fill="1E1E1E"/>
         <w:keepLines/>
         <w:pBdr>
-          <w:left w:val="single" w:sz="4" w:space="8" w:color="1E1E1E"/>
+          <w:left w:val="single" w:sz="12" w:space="8" w:color="B8DDE0"/>
         </w:pBdr>
+        <w:shd w:val="clear" w:color="auto" w:fill="F2F3F7"/>
       </w:pPr>
       <w:r>
         <w:rPr>
-          <w:rFonts w:ascii="Consolas" w:hAnsi="Consolas" w:eastAsia="Consolas"/>
-          <w:color w:val="9CDCFE"/>
+          <w:rFonts w:ascii="Consolas" w:hAnsi="Consolas"/>
+          <w:color w:val="660E7A"/>
           <w:sz w:val="16"/>
         </w:rPr>
-        <w:t>$key</w:t>
-      </w:r>
-      <w:r>
-        <w:rPr>
-          <w:rFonts w:ascii="Consolas" w:hAnsi="Consolas" w:eastAsia="Consolas"/>
-          <w:color w:val="D4D4D4"/>
+        <w:t xml:space="preserve">$key</w:t>
+      </w:r>
+      <w:r>
+        <w:rPr>
+          <w:rFonts w:ascii="Consolas" w:hAnsi="Consolas"/>
+          <w:color w:val="262626"/>
           <w:sz w:val="16"/>
         </w:rPr>
+        <w:t xml:space="preserve"> = </w:t>
+      </w:r>
+      <w:r>
+        <w:rPr>
+          <w:rFonts w:ascii="Consolas" w:hAnsi="Consolas"/>
+          <w:color w:val="00733B"/>
+          <w:sz w:val="16"/>
+        </w:rPr>
+        <w:t xml:space="preserve">"cart:{$sessionId}:tenant:{$tenantId}"</w:t>
+      </w:r>
+      <w:r>
+        <w:rPr>
+          <w:rFonts w:ascii="Consolas" w:hAnsi="Consolas"/>
+          <w:color w:val="262626"/>
+          <w:sz w:val="16"/>
+        </w:rPr>
+        <w:t xml:space="preserve">;</w:t>
+      </w:r>
+      <w:r>
+        <w:br/>
+      </w:r>
+      <w:r>
+        <w:br/>
+      </w:r>
+      <w:r>
+        <w:rPr>
+          <w:rFonts w:ascii="Consolas" w:hAnsi="Consolas"/>
+          <w:b/>
+          <w:color w:val="000080"/>
+          <w:sz w:val="16"/>
+        </w:rPr>
+        <w:t xml:space="preserve">return</w:t>
+      </w:r>
+      <w:r>
+        <w:rPr>
+          <w:rFonts w:ascii="Consolas" w:hAnsi="Consolas"/>
+          <w:color w:val="262626"/>
+          <w:sz w:val="16"/>
+        </w:rPr>
         <w:t xml:space="preserve"> </w:t>
       </w:r>
       <w:r>
         <w:rPr>
-          <w:rFonts w:ascii="Consolas" w:hAnsi="Consolas" w:eastAsia="Consolas"/>
-          <w:color w:val="D4D4D4"/>
+          <w:rFonts w:ascii="Consolas" w:hAnsi="Consolas"/>
+          <w:color w:val="267F99"/>
           <w:sz w:val="16"/>
         </w:rPr>
-        <w:t>=</w:t>
-      </w:r>
-      <w:r>
-        <w:rPr>
-          <w:rFonts w:ascii="Consolas" w:hAnsi="Consolas" w:eastAsia="Consolas"/>
-          <w:color w:val="D4D4D4"/>
+        <w:t xml:space="preserve">Cache</w:t>
+      </w:r>
+      <w:r>
+        <w:rPr>
+          <w:rFonts w:ascii="Consolas" w:hAnsi="Consolas"/>
+          <w:color w:val="262626"/>
           <w:sz w:val="16"/>
         </w:rPr>
+        <w:t xml:space="preserve">::</w:t>
+      </w:r>
+      <w:r>
+        <w:rPr>
+          <w:rFonts w:ascii="Consolas" w:hAnsi="Consolas"/>
+          <w:color w:val="795E26"/>
+          <w:sz w:val="16"/>
+        </w:rPr>
+        <w:t xml:space="preserve">store</w:t>
+      </w:r>
+      <w:r>
+        <w:rPr>
+          <w:rFonts w:ascii="Consolas" w:hAnsi="Consolas"/>
+          <w:color w:val="262626"/>
+          <w:sz w:val="16"/>
+        </w:rPr>
+        <w:t xml:space="preserve">(</w:t>
+      </w:r>
+      <w:r>
+        <w:rPr>
+          <w:rFonts w:ascii="Consolas" w:hAnsi="Consolas"/>
+          <w:color w:val="00733B"/>
+          <w:sz w:val="16"/>
+        </w:rPr>
+        <w:t xml:space="preserve">'redis'</w:t>
+      </w:r>
+      <w:r>
+        <w:rPr>
+          <w:rFonts w:ascii="Consolas" w:hAnsi="Consolas"/>
+          <w:color w:val="262626"/>
+          <w:sz w:val="16"/>
+        </w:rPr>
+        <w:t xml:space="preserve">)</w:t>
+      </w:r>
+      <w:r>
+        <w:br/>
+      </w:r>
+      <w:r>
+        <w:rPr>
+          <w:rFonts w:ascii="Consolas" w:hAnsi="Consolas"/>
+          <w:color w:val="262626"/>
+          <w:sz w:val="16"/>
+        </w:rPr>
+        <w:t xml:space="preserve">    -&gt;</w:t>
+      </w:r>
+      <w:r>
+        <w:rPr>
+          <w:rFonts w:ascii="Consolas" w:hAnsi="Consolas"/>
+          <w:color w:val="795E26"/>
+          <w:sz w:val="16"/>
+        </w:rPr>
+        <w:t xml:space="preserve">lock</w:t>
+      </w:r>
+      <w:r>
+        <w:rPr>
+          <w:rFonts w:ascii="Consolas" w:hAnsi="Consolas"/>
+          <w:color w:val="262626"/>
+          <w:sz w:val="16"/>
+        </w:rPr>
+        <w:t xml:space="preserve">(</w:t>
+      </w:r>
+      <w:r>
+        <w:rPr>
+          <w:rFonts w:ascii="Consolas" w:hAnsi="Consolas"/>
+          <w:color w:val="00733B"/>
+          <w:sz w:val="16"/>
+        </w:rPr>
+        <w:t xml:space="preserve">"lock:{$key}"</w:t>
+      </w:r>
+      <w:r>
+        <w:rPr>
+          <w:rFonts w:ascii="Consolas" w:hAnsi="Consolas"/>
+          <w:color w:val="262626"/>
+          <w:sz w:val="16"/>
+        </w:rPr>
+        <w:t xml:space="preserve">, </w:t>
+      </w:r>
+      <w:r>
+        <w:rPr>
+          <w:rFonts w:ascii="Consolas" w:hAnsi="Consolas"/>
+          <w:color w:val="0073E6"/>
+          <w:sz w:val="16"/>
+        </w:rPr>
+        <w:t xml:space="preserve">5</w:t>
+      </w:r>
+      <w:r>
+        <w:rPr>
+          <w:rFonts w:ascii="Consolas" w:hAnsi="Consolas"/>
+          <w:color w:val="262626"/>
+          <w:sz w:val="16"/>
+        </w:rPr>
+        <w:t xml:space="preserve">)</w:t>
+      </w:r>
+      <w:r>
+        <w:br/>
+      </w:r>
+      <w:r>
+        <w:rPr>
+          <w:rFonts w:ascii="Consolas" w:hAnsi="Consolas"/>
+          <w:color w:val="262626"/>
+          <w:sz w:val="16"/>
+        </w:rPr>
+        <w:t xml:space="preserve">    -&gt;</w:t>
+      </w:r>
+      <w:r>
+        <w:rPr>
+          <w:rFonts w:ascii="Consolas" w:hAnsi="Consolas"/>
+          <w:color w:val="795E26"/>
+          <w:sz w:val="16"/>
+        </w:rPr>
+        <w:t xml:space="preserve">block</w:t>
+      </w:r>
+      <w:r>
+        <w:rPr>
+          <w:rFonts w:ascii="Consolas" w:hAnsi="Consolas"/>
+          <w:color w:val="262626"/>
+          <w:sz w:val="16"/>
+        </w:rPr>
+        <w:t xml:space="preserve">(</w:t>
+      </w:r>
+      <w:r>
+        <w:rPr>
+          <w:rFonts w:ascii="Consolas" w:hAnsi="Consolas"/>
+          <w:color w:val="0073E6"/>
+          <w:sz w:val="16"/>
+        </w:rPr>
+        <w:t xml:space="preserve">3</w:t>
+      </w:r>
+      <w:r>
+        <w:rPr>
+          <w:rFonts w:ascii="Consolas" w:hAnsi="Consolas"/>
+          <w:color w:val="262626"/>
+          <w:sz w:val="16"/>
+        </w:rPr>
+        <w:t xml:space="preserve">, </w:t>
+      </w:r>
+      <w:r>
+        <w:rPr>
+          <w:rFonts w:ascii="Consolas" w:hAnsi="Consolas"/>
+          <w:b/>
+          <w:color w:val="000080"/>
+          <w:sz w:val="16"/>
+        </w:rPr>
+        <w:t xml:space="preserve">function</w:t>
+      </w:r>
+      <w:r>
+        <w:rPr>
+          <w:rFonts w:ascii="Consolas" w:hAnsi="Consolas"/>
+          <w:color w:val="262626"/>
+          <w:sz w:val="16"/>
+        </w:rPr>
+        <w:t xml:space="preserve"> () </w:t>
+      </w:r>
+      <w:r>
+        <w:rPr>
+          <w:rFonts w:ascii="Consolas" w:hAnsi="Consolas"/>
+          <w:b/>
+          <w:color w:val="000080"/>
+          <w:sz w:val="16"/>
+        </w:rPr>
+        <w:t xml:space="preserve">use</w:t>
+      </w:r>
+      <w:r>
+        <w:rPr>
+          <w:rFonts w:ascii="Consolas" w:hAnsi="Consolas"/>
+          <w:color w:val="262626"/>
+          <w:sz w:val="16"/>
+        </w:rPr>
+        <w:t xml:space="preserve"> (</w:t>
+      </w:r>
+      <w:r>
+        <w:rPr>
+          <w:rFonts w:ascii="Consolas" w:hAnsi="Consolas"/>
+          <w:color w:val="660E7A"/>
+          <w:sz w:val="16"/>
+        </w:rPr>
+        <w:t xml:space="preserve">$key</w:t>
+      </w:r>
+      <w:r>
+        <w:rPr>
+          <w:rFonts w:ascii="Consolas" w:hAnsi="Consolas"/>
+          <w:color w:val="262626"/>
+          <w:sz w:val="16"/>
+        </w:rPr>
+        <w:t xml:space="preserve">, </w:t>
+      </w:r>
+      <w:r>
+        <w:rPr>
+          <w:rFonts w:ascii="Consolas" w:hAnsi="Consolas"/>
+          <w:color w:val="660E7A"/>
+          <w:sz w:val="16"/>
+        </w:rPr>
+        <w:t xml:space="preserve">$menuId</w:t>
+      </w:r>
+      <w:r>
+        <w:rPr>
+          <w:rFonts w:ascii="Consolas" w:hAnsi="Consolas"/>
+          <w:color w:val="262626"/>
+          <w:sz w:val="16"/>
+        </w:rPr>
+        <w:t xml:space="preserve">, </w:t>
+      </w:r>
+      <w:r>
+        <w:rPr>
+          <w:rFonts w:ascii="Consolas" w:hAnsi="Consolas"/>
+          <w:color w:val="660E7A"/>
+          <w:sz w:val="16"/>
+        </w:rPr>
+        <w:t xml:space="preserve">$quantity</w:t>
+      </w:r>
+      <w:r>
+        <w:rPr>
+          <w:rFonts w:ascii="Consolas" w:hAnsi="Consolas"/>
+          <w:color w:val="262626"/>
+          <w:sz w:val="16"/>
+        </w:rPr>
+        <w:t xml:space="preserve">): </w:t>
+      </w:r>
+      <w:r>
+        <w:rPr>
+          <w:rFonts w:ascii="Consolas" w:hAnsi="Consolas"/>
+          <w:b/>
+          <w:color w:val="000080"/>
+          <w:sz w:val="16"/>
+        </w:rPr>
+        <w:t xml:space="preserve">array</w:t>
+      </w:r>
+      <w:r>
+        <w:rPr>
+          <w:rFonts w:ascii="Consolas" w:hAnsi="Consolas"/>
+          <w:color w:val="262626"/>
+          <w:sz w:val="16"/>
+        </w:rPr>
+        <w:t xml:space="preserve"> {</w:t>
+      </w:r>
+      <w:r>
+        <w:br/>
+      </w:r>
+      <w:r>
+        <w:rPr>
+          <w:rFonts w:ascii="Consolas" w:hAnsi="Consolas"/>
+          <w:color w:val="262626"/>
+          <w:sz w:val="16"/>
+        </w:rPr>
+        <w:t xml:space="preserve">        </w:t>
+      </w:r>
+      <w:r>
+        <w:rPr>
+          <w:rFonts w:ascii="Consolas" w:hAnsi="Consolas"/>
+          <w:color w:val="660E7A"/>
+          <w:sz w:val="16"/>
+        </w:rPr>
+        <w:t xml:space="preserve">$cache</w:t>
+      </w:r>
+      <w:r>
+        <w:rPr>
+          <w:rFonts w:ascii="Consolas" w:hAnsi="Consolas"/>
+          <w:color w:val="262626"/>
+          <w:sz w:val="16"/>
+        </w:rPr>
+        <w:t xml:space="preserve"> = </w:t>
+      </w:r>
+      <w:r>
+        <w:rPr>
+          <w:rFonts w:ascii="Consolas" w:hAnsi="Consolas"/>
+          <w:color w:val="267F99"/>
+          <w:sz w:val="16"/>
+        </w:rPr>
+        <w:t xml:space="preserve">Cache</w:t>
+      </w:r>
+      <w:r>
+        <w:rPr>
+          <w:rFonts w:ascii="Consolas" w:hAnsi="Consolas"/>
+          <w:color w:val="262626"/>
+          <w:sz w:val="16"/>
+        </w:rPr>
+        <w:t xml:space="preserve">::</w:t>
+      </w:r>
+      <w:r>
+        <w:rPr>
+          <w:rFonts w:ascii="Consolas" w:hAnsi="Consolas"/>
+          <w:color w:val="795E26"/>
+          <w:sz w:val="16"/>
+        </w:rPr>
+        <w:t xml:space="preserve">store</w:t>
+      </w:r>
+      <w:r>
+        <w:rPr>
+          <w:rFonts w:ascii="Consolas" w:hAnsi="Consolas"/>
+          <w:color w:val="262626"/>
+          <w:sz w:val="16"/>
+        </w:rPr>
+        <w:t xml:space="preserve">(</w:t>
+      </w:r>
+      <w:r>
+        <w:rPr>
+          <w:rFonts w:ascii="Consolas" w:hAnsi="Consolas"/>
+          <w:color w:val="00733B"/>
+          <w:sz w:val="16"/>
+        </w:rPr>
+        <w:t xml:space="preserve">'redis'</w:t>
+      </w:r>
+      <w:r>
+        <w:rPr>
+          <w:rFonts w:ascii="Consolas" w:hAnsi="Consolas"/>
+          <w:color w:val="262626"/>
+          <w:sz w:val="16"/>
+        </w:rPr>
+        <w:t xml:space="preserve">);</w:t>
+      </w:r>
+      <w:r>
+        <w:br/>
+      </w:r>
+      <w:r>
+        <w:rPr>
+          <w:rFonts w:ascii="Consolas" w:hAnsi="Consolas"/>
+          <w:color w:val="262626"/>
+          <w:sz w:val="16"/>
+        </w:rPr>
+        <w:t xml:space="preserve">        </w:t>
+      </w:r>
+      <w:r>
+        <w:rPr>
+          <w:rFonts w:ascii="Consolas" w:hAnsi="Consolas"/>
+          <w:color w:val="660E7A"/>
+          <w:sz w:val="16"/>
+        </w:rPr>
+        <w:t xml:space="preserve">$cart</w:t>
+      </w:r>
+      <w:r>
+        <w:rPr>
+          <w:rFonts w:ascii="Consolas" w:hAnsi="Consolas"/>
+          <w:color w:val="262626"/>
+          <w:sz w:val="16"/>
+        </w:rPr>
+        <w:t xml:space="preserve"> = </w:t>
+      </w:r>
+      <w:r>
+        <w:rPr>
+          <w:rFonts w:ascii="Consolas" w:hAnsi="Consolas"/>
+          <w:color w:val="660E7A"/>
+          <w:sz w:val="16"/>
+        </w:rPr>
+        <w:t xml:space="preserve">$cache</w:t>
+      </w:r>
+      <w:r>
+        <w:rPr>
+          <w:rFonts w:ascii="Consolas" w:hAnsi="Consolas"/>
+          <w:color w:val="262626"/>
+          <w:sz w:val="16"/>
+        </w:rPr>
+        <w:t xml:space="preserve">-&gt;</w:t>
+      </w:r>
+      <w:r>
+        <w:rPr>
+          <w:rFonts w:ascii="Consolas" w:hAnsi="Consolas"/>
+          <w:color w:val="795E26"/>
+          <w:sz w:val="16"/>
+        </w:rPr>
+        <w:t xml:space="preserve">get</w:t>
+      </w:r>
+      <w:r>
+        <w:rPr>
+          <w:rFonts w:ascii="Consolas" w:hAnsi="Consolas"/>
+          <w:color w:val="262626"/>
+          <w:sz w:val="16"/>
+        </w:rPr>
+        <w:t xml:space="preserve">(</w:t>
+      </w:r>
+      <w:r>
+        <w:rPr>
+          <w:rFonts w:ascii="Consolas" w:hAnsi="Consolas"/>
+          <w:color w:val="660E7A"/>
+          <w:sz w:val="16"/>
+        </w:rPr>
+        <w:t xml:space="preserve">$key</w:t>
+      </w:r>
+      <w:r>
+        <w:rPr>
+          <w:rFonts w:ascii="Consolas" w:hAnsi="Consolas"/>
+          <w:color w:val="262626"/>
+          <w:sz w:val="16"/>
+        </w:rPr>
+        <w:t xml:space="preserve">, [</w:t>
+      </w:r>
+      <w:r>
+        <w:rPr>
+          <w:rFonts w:ascii="Consolas" w:hAnsi="Consolas"/>
+          <w:color w:val="00733B"/>
+          <w:sz w:val="16"/>
+        </w:rPr>
+        <w:t xml:space="preserve">'items'</w:t>
+      </w:r>
+      <w:r>
+        <w:rPr>
+          <w:rFonts w:ascii="Consolas" w:hAnsi="Consolas"/>
+          <w:color w:val="262626"/>
+          <w:sz w:val="16"/>
+        </w:rPr>
+        <w:t xml:space="preserve"> =&gt; []]);</w:t>
+      </w:r>
+      <w:r>
+        <w:br/>
+      </w:r>
+      <w:r>
+        <w:br/>
+      </w:r>
+      <w:r>
+        <w:rPr>
+          <w:rFonts w:ascii="Consolas" w:hAnsi="Consolas"/>
+          <w:color w:val="262626"/>
+          <w:sz w:val="16"/>
+        </w:rPr>
+        <w:t xml:space="preserve">        </w:t>
+      </w:r>
+      <w:r>
+        <w:rPr>
+          <w:rFonts w:ascii="Consolas" w:hAnsi="Consolas"/>
+          <w:color w:val="660E7A"/>
+          <w:sz w:val="16"/>
+        </w:rPr>
+        <w:t xml:space="preserve">$cart</w:t>
+      </w:r>
+      <w:r>
+        <w:rPr>
+          <w:rFonts w:ascii="Consolas" w:hAnsi="Consolas"/>
+          <w:color w:val="262626"/>
+          <w:sz w:val="16"/>
+        </w:rPr>
+        <w:t xml:space="preserve">[</w:t>
+      </w:r>
+      <w:r>
+        <w:rPr>
+          <w:rFonts w:ascii="Consolas" w:hAnsi="Consolas"/>
+          <w:color w:val="00733B"/>
+          <w:sz w:val="16"/>
+        </w:rPr>
+        <w:t xml:space="preserve">'items'</w:t>
+      </w:r>
+      <w:r>
+        <w:rPr>
+          <w:rFonts w:ascii="Consolas" w:hAnsi="Consolas"/>
+          <w:color w:val="262626"/>
+          <w:sz w:val="16"/>
+        </w:rPr>
+        <w:t xml:space="preserve">][</w:t>
+      </w:r>
+      <w:r>
+        <w:rPr>
+          <w:rFonts w:ascii="Consolas" w:hAnsi="Consolas"/>
+          <w:color w:val="660E7A"/>
+          <w:sz w:val="16"/>
+        </w:rPr>
+        <w:t xml:space="preserve">$menuId</w:t>
+      </w:r>
+      <w:r>
+        <w:rPr>
+          <w:rFonts w:ascii="Consolas" w:hAnsi="Consolas"/>
+          <w:color w:val="262626"/>
+          <w:sz w:val="16"/>
+        </w:rPr>
+        <w:t xml:space="preserve">] = [</w:t>
+      </w:r>
+      <w:r>
+        <w:br/>
+      </w:r>
+      <w:r>
+        <w:rPr>
+          <w:rFonts w:ascii="Consolas" w:hAnsi="Consolas"/>
+          <w:color w:val="262626"/>
+          <w:sz w:val="16"/>
+        </w:rPr>
+        <w:t xml:space="preserve">            </w:t>
+      </w:r>
+      <w:r>
+        <w:rPr>
+          <w:rFonts w:ascii="Consolas" w:hAnsi="Consolas"/>
+          <w:color w:val="00733B"/>
+          <w:sz w:val="16"/>
+        </w:rPr>
+        <w:t xml:space="preserve">'menu_id'</w:t>
+      </w:r>
+      <w:r>
+        <w:rPr>
+          <w:rFonts w:ascii="Consolas" w:hAnsi="Consolas"/>
+          <w:color w:val="262626"/>
+          <w:sz w:val="16"/>
+        </w:rPr>
+        <w:t xml:space="preserve"> =&gt; </w:t>
+      </w:r>
+      <w:r>
+        <w:rPr>
+          <w:rFonts w:ascii="Consolas" w:hAnsi="Consolas"/>
+          <w:color w:val="660E7A"/>
+          <w:sz w:val="16"/>
+        </w:rPr>
+        <w:t xml:space="preserve">$menuId</w:t>
+      </w:r>
+      <w:r>
+        <w:rPr>
+          <w:rFonts w:ascii="Consolas" w:hAnsi="Consolas"/>
+          <w:color w:val="262626"/>
+          <w:sz w:val="16"/>
+        </w:rPr>
+        <w:t xml:space="preserve">,</w:t>
+      </w:r>
+      <w:r>
+        <w:br/>
+      </w:r>
+      <w:r>
+        <w:rPr>
+          <w:rFonts w:ascii="Consolas" w:hAnsi="Consolas"/>
+          <w:color w:val="262626"/>
+          <w:sz w:val="16"/>
+        </w:rPr>
+        <w:t xml:space="preserve">            </w:t>
+      </w:r>
+      <w:r>
+        <w:rPr>
+          <w:rFonts w:ascii="Consolas" w:hAnsi="Consolas"/>
+          <w:color w:val="00733B"/>
+          <w:sz w:val="16"/>
+        </w:rPr>
+        <w:t xml:space="preserve">'quantity'</w:t>
+      </w:r>
+      <w:r>
+        <w:rPr>
+          <w:rFonts w:ascii="Consolas" w:hAnsi="Consolas"/>
+          <w:color w:val="262626"/>
+          <w:sz w:val="16"/>
+        </w:rPr>
+        <w:t xml:space="preserve"> =&gt; </w:t>
+      </w:r>
+      <w:r>
+        <w:rPr>
+          <w:rFonts w:ascii="Consolas" w:hAnsi="Consolas"/>
+          <w:color w:val="660E7A"/>
+          <w:sz w:val="16"/>
+        </w:rPr>
+        <w:t xml:space="preserve">$quantity</w:t>
+      </w:r>
+      <w:r>
+        <w:rPr>
+          <w:rFonts w:ascii="Consolas" w:hAnsi="Consolas"/>
+          <w:color w:val="262626"/>
+          <w:sz w:val="16"/>
+        </w:rPr>
+        <w:t xml:space="preserve">,</w:t>
+      </w:r>
+      <w:r>
+        <w:br/>
+      </w:r>
+      <w:r>
+        <w:rPr>
+          <w:rFonts w:ascii="Consolas" w:hAnsi="Consolas"/>
+          <w:color w:val="262626"/>
+          <w:sz w:val="16"/>
+        </w:rPr>
+        <w:t xml:space="preserve">        ];</w:t>
+      </w:r>
+      <w:r>
+        <w:br/>
+      </w:r>
+      <w:r>
+        <w:br/>
+      </w:r>
+      <w:r>
+        <w:rPr>
+          <w:rFonts w:ascii="Consolas" w:hAnsi="Consolas"/>
+          <w:color w:val="262626"/>
+          <w:sz w:val="16"/>
+        </w:rPr>
+        <w:t xml:space="preserve">        </w:t>
+      </w:r>
+      <w:r>
+        <w:rPr>
+          <w:rFonts w:ascii="Consolas" w:hAnsi="Consolas"/>
+          <w:color w:val="660E7A"/>
+          <w:sz w:val="16"/>
+        </w:rPr>
+        <w:t xml:space="preserve">$cache</w:t>
+      </w:r>
+      <w:r>
+        <w:rPr>
+          <w:rFonts w:ascii="Consolas" w:hAnsi="Consolas"/>
+          <w:color w:val="262626"/>
+          <w:sz w:val="16"/>
+        </w:rPr>
+        <w:t xml:space="preserve">-&gt;</w:t>
+      </w:r>
+      <w:r>
+        <w:rPr>
+          <w:rFonts w:ascii="Consolas" w:hAnsi="Consolas"/>
+          <w:color w:val="795E26"/>
+          <w:sz w:val="16"/>
+        </w:rPr>
+        <w:t xml:space="preserve">put</w:t>
+      </w:r>
+      <w:r>
+        <w:rPr>
+          <w:rFonts w:ascii="Consolas" w:hAnsi="Consolas"/>
+          <w:color w:val="262626"/>
+          <w:sz w:val="16"/>
+        </w:rPr>
+        <w:t xml:space="preserve">(</w:t>
+      </w:r>
+      <w:r>
+        <w:rPr>
+          <w:rFonts w:ascii="Consolas" w:hAnsi="Consolas"/>
+          <w:color w:val="660E7A"/>
+          <w:sz w:val="16"/>
+        </w:rPr>
+        <w:t xml:space="preserve">$key</w:t>
+      </w:r>
+      <w:r>
+        <w:rPr>
+          <w:rFonts w:ascii="Consolas" w:hAnsi="Consolas"/>
+          <w:color w:val="262626"/>
+          <w:sz w:val="16"/>
+        </w:rPr>
+        <w:t xml:space="preserve">, </w:t>
+      </w:r>
+      <w:r>
+        <w:rPr>
+          <w:rFonts w:ascii="Consolas" w:hAnsi="Consolas"/>
+          <w:color w:val="660E7A"/>
+          <w:sz w:val="16"/>
+        </w:rPr>
+        <w:t xml:space="preserve">$cart</w:t>
+      </w:r>
+      <w:r>
+        <w:rPr>
+          <w:rFonts w:ascii="Consolas" w:hAnsi="Consolas"/>
+          <w:color w:val="262626"/>
+          <w:sz w:val="16"/>
+        </w:rPr>
+        <w:t xml:space="preserve">, </w:t>
+      </w:r>
+      <w:r>
+        <w:rPr>
+          <w:rFonts w:ascii="Consolas" w:hAnsi="Consolas"/>
+          <w:color w:val="795E26"/>
+          <w:sz w:val="16"/>
+        </w:rPr>
+        <w:t xml:space="preserve">now</w:t>
+      </w:r>
+      <w:r>
+        <w:rPr>
+          <w:rFonts w:ascii="Consolas" w:hAnsi="Consolas"/>
+          <w:color w:val="262626"/>
+          <w:sz w:val="16"/>
+        </w:rPr>
+        <w:t xml:space="preserve">()-&gt;</w:t>
+      </w:r>
+      <w:r>
+        <w:rPr>
+          <w:rFonts w:ascii="Consolas" w:hAnsi="Consolas"/>
+          <w:color w:val="795E26"/>
+          <w:sz w:val="16"/>
+        </w:rPr>
+        <w:t xml:space="preserve">addMinutes</w:t>
+      </w:r>
+      <w:r>
+        <w:rPr>
+          <w:rFonts w:ascii="Consolas" w:hAnsi="Consolas"/>
+          <w:color w:val="262626"/>
+          <w:sz w:val="16"/>
+        </w:rPr>
+        <w:t xml:space="preserve">(</w:t>
+      </w:r>
+      <w:r>
+        <w:rPr>
+          <w:rFonts w:ascii="Consolas" w:hAnsi="Consolas"/>
+          <w:color w:val="0073E6"/>
+          <w:sz w:val="16"/>
+        </w:rPr>
+        <w:t xml:space="preserve">30</w:t>
+      </w:r>
+      <w:r>
+        <w:rPr>
+          <w:rFonts w:ascii="Consolas" w:hAnsi="Consolas"/>
+          <w:color w:val="262626"/>
+          <w:sz w:val="16"/>
+        </w:rPr>
+        <w:t xml:space="preserve">));</w:t>
+      </w:r>
+      <w:r>
+        <w:br/>
+      </w:r>
+      <w:r>
+        <w:br/>
+      </w:r>
+      <w:r>
+        <w:rPr>
+          <w:rFonts w:ascii="Consolas" w:hAnsi="Consolas"/>
+          <w:color w:val="262626"/>
+          <w:sz w:val="16"/>
+        </w:rPr>
+        <w:t xml:space="preserve">        </w:t>
+      </w:r>
+      <w:r>
+        <w:rPr>
+          <w:rFonts w:ascii="Consolas" w:hAnsi="Consolas"/>
+          <w:b/>
+          <w:color w:val="000080"/>
+          <w:sz w:val="16"/>
+        </w:rPr>
+        <w:t xml:space="preserve">return</w:t>
+      </w:r>
+      <w:r>
+        <w:rPr>
+          <w:rFonts w:ascii="Consolas" w:hAnsi="Consolas"/>
+          <w:color w:val="262626"/>
+          <w:sz w:val="16"/>
+        </w:rPr>
         <w:t xml:space="preserve"> </w:t>
       </w:r>
       <w:r>
         <w:rPr>
-          <w:rFonts w:ascii="Consolas" w:hAnsi="Consolas" w:eastAsia="Consolas"/>
-          <w:color w:val="CE9178"/>
+          <w:rFonts w:ascii="Consolas" w:hAnsi="Consolas"/>
+          <w:color w:val="660E7A"/>
           <w:sz w:val="16"/>
         </w:rPr>
-        <w:t>"cart:{$sessionId}:tenant:{$tenantId}"</w:t>
-      </w:r>
-      <w:r>
-        <w:rPr>
-          <w:rFonts w:ascii="Consolas" w:hAnsi="Consolas" w:eastAsia="Consolas"/>
-          <w:color w:val="D4D4D4"/>
+        <w:t xml:space="preserve">$cart</w:t>
+      </w:r>
+      <w:r>
+        <w:rPr>
+          <w:rFonts w:ascii="Consolas" w:hAnsi="Consolas"/>
+          <w:color w:val="262626"/>
           <w:sz w:val="16"/>
         </w:rPr>
-        <w:t>;</w:t>
-      </w:r>
-      <w:r>
-        <w:rPr>
-          <w:rFonts w:ascii="Consolas" w:hAnsi="Consolas" w:eastAsia="Consolas"/>
-          <w:color w:val="D4D4D4"/>
+        <w:t xml:space="preserve">;</w:t>
+      </w:r>
+      <w:r>
+        <w:br/>
+      </w:r>
+      <w:r>
+        <w:rPr>
+          <w:rFonts w:ascii="Consolas" w:hAnsi="Consolas"/>
+          <w:color w:val="262626"/>
           <w:sz w:val="16"/>
         </w:rPr>
-        <w:br/>
-        <w:br/>
-      </w:r>
-      <w:r>
-        <w:rPr>
-          <w:rFonts w:ascii="Consolas" w:hAnsi="Consolas" w:eastAsia="Consolas"/>
-          <w:color w:val="569CD6"/>
-          <w:sz w:val="16"/>
-        </w:rPr>
-        <w:t>return</w:t>
-      </w:r>
-      <w:r>
-        <w:rPr>
-          <w:rFonts w:ascii="Consolas" w:hAnsi="Consolas" w:eastAsia="Consolas"/>
-          <w:color w:val="D4D4D4"/>
-          <w:sz w:val="16"/>
-        </w:rPr>
-        <w:t xml:space="preserve"> </w:t>
-      </w:r>
-      <w:r>
-        <w:rPr>
-          <w:rFonts w:ascii="Consolas" w:hAnsi="Consolas" w:eastAsia="Consolas"/>
-          <w:color w:val="4EC9B0"/>
-          <w:sz w:val="16"/>
-        </w:rPr>
-        <w:t>Cache</w:t>
-      </w:r>
-      <w:r>
-        <w:rPr>
-          <w:rFonts w:ascii="Consolas" w:hAnsi="Consolas" w:eastAsia="Consolas"/>
-          <w:color w:val="D4D4D4"/>
-          <w:sz w:val="16"/>
-        </w:rPr>
-        <w:t>:</w:t>
-      </w:r>
-      <w:r>
-        <w:rPr>
-          <w:rFonts w:ascii="Consolas" w:hAnsi="Consolas" w:eastAsia="Consolas"/>
-          <w:color w:val="D4D4D4"/>
-          <w:sz w:val="16"/>
-        </w:rPr>
-        <w:t>:</w:t>
-      </w:r>
-      <w:r>
-        <w:rPr>
-          <w:rFonts w:ascii="Consolas" w:hAnsi="Consolas" w:eastAsia="Consolas"/>
-          <w:color w:val="DCDCAA"/>
-          <w:sz w:val="16"/>
-        </w:rPr>
-        <w:t>store</w:t>
-      </w:r>
-      <w:r>
-        <w:rPr>
-          <w:rFonts w:ascii="Consolas" w:hAnsi="Consolas" w:eastAsia="Consolas"/>
-          <w:color w:val="D4D4D4"/>
-          <w:sz w:val="16"/>
-        </w:rPr>
-        <w:t>(</w:t>
-      </w:r>
-      <w:r>
-        <w:rPr>
-          <w:rFonts w:ascii="Consolas" w:hAnsi="Consolas" w:eastAsia="Consolas"/>
-          <w:color w:val="CE9178"/>
-          <w:sz w:val="16"/>
-        </w:rPr>
-        <w:t>'redis'</w:t>
-      </w:r>
-      <w:r>
-        <w:rPr>
-          <w:rFonts w:ascii="Consolas" w:hAnsi="Consolas" w:eastAsia="Consolas"/>
-          <w:color w:val="D4D4D4"/>
-          <w:sz w:val="16"/>
-        </w:rPr>
-        <w:t>)</w:t>
-      </w:r>
-      <w:r>
-        <w:rPr>
-          <w:rFonts w:ascii="Consolas" w:hAnsi="Consolas" w:eastAsia="Consolas"/>
-          <w:color w:val="D4D4D4"/>
-          <w:sz w:val="16"/>
-        </w:rPr>
-        <w:br/>
-        <w:t xml:space="preserve">    </w:t>
-      </w:r>
-      <w:r>
-        <w:rPr>
-          <w:rFonts w:ascii="Consolas" w:hAnsi="Consolas" w:eastAsia="Consolas"/>
-          <w:color w:val="D4D4D4"/>
-          <w:sz w:val="16"/>
-        </w:rPr>
-        <w:t>-</w:t>
-      </w:r>
-      <w:r>
-        <w:rPr>
-          <w:rFonts w:ascii="Consolas" w:hAnsi="Consolas" w:eastAsia="Consolas"/>
-          <w:color w:val="D4D4D4"/>
-          <w:sz w:val="16"/>
-        </w:rPr>
-        <w:t>&gt;</w:t>
-      </w:r>
-      <w:r>
-        <w:rPr>
-          <w:rFonts w:ascii="Consolas" w:hAnsi="Consolas" w:eastAsia="Consolas"/>
-          <w:color w:val="DCDCAA"/>
-          <w:sz w:val="16"/>
-        </w:rPr>
-        <w:t>lock</w:t>
-      </w:r>
-      <w:r>
-        <w:rPr>
-          <w:rFonts w:ascii="Consolas" w:hAnsi="Consolas" w:eastAsia="Consolas"/>
-          <w:color w:val="D4D4D4"/>
-          <w:sz w:val="16"/>
-        </w:rPr>
-        <w:t>(</w:t>
-      </w:r>
-      <w:r>
-        <w:rPr>
-          <w:rFonts w:ascii="Consolas" w:hAnsi="Consolas" w:eastAsia="Consolas"/>
-          <w:color w:val="CE9178"/>
-          <w:sz w:val="16"/>
-        </w:rPr>
-        <w:t>"lock:{$key}"</w:t>
-      </w:r>
-      <w:r>
-        <w:rPr>
-          <w:rFonts w:ascii="Consolas" w:hAnsi="Consolas" w:eastAsia="Consolas"/>
-          <w:color w:val="D4D4D4"/>
-          <w:sz w:val="16"/>
-        </w:rPr>
-        <w:t>,</w:t>
-      </w:r>
-      <w:r>
-        <w:rPr>
-          <w:rFonts w:ascii="Consolas" w:hAnsi="Consolas" w:eastAsia="Consolas"/>
-          <w:color w:val="D4D4D4"/>
-          <w:sz w:val="16"/>
-        </w:rPr>
-        <w:t xml:space="preserve"> </w:t>
-      </w:r>
-      <w:r>
-        <w:rPr>
-          <w:rFonts w:ascii="Consolas" w:hAnsi="Consolas" w:eastAsia="Consolas"/>
-          <w:color w:val="D4D4D4"/>
-          <w:sz w:val="16"/>
-        </w:rPr>
-        <w:t>5</w:t>
-      </w:r>
-      <w:r>
-        <w:rPr>
-          <w:rFonts w:ascii="Consolas" w:hAnsi="Consolas" w:eastAsia="Consolas"/>
-          <w:color w:val="D4D4D4"/>
-          <w:sz w:val="16"/>
-        </w:rPr>
-        <w:t>)</w:t>
-      </w:r>
-      <w:r>
-        <w:rPr>
-          <w:rFonts w:ascii="Consolas" w:hAnsi="Consolas" w:eastAsia="Consolas"/>
-          <w:color w:val="D4D4D4"/>
-          <w:sz w:val="16"/>
-        </w:rPr>
-        <w:br/>
-        <w:t xml:space="preserve">    </w:t>
-      </w:r>
-      <w:r>
-        <w:rPr>
-          <w:rFonts w:ascii="Consolas" w:hAnsi="Consolas" w:eastAsia="Consolas"/>
-          <w:color w:val="D4D4D4"/>
-          <w:sz w:val="16"/>
-        </w:rPr>
-        <w:t>-</w:t>
-      </w:r>
-      <w:r>
-        <w:rPr>
-          <w:rFonts w:ascii="Consolas" w:hAnsi="Consolas" w:eastAsia="Consolas"/>
-          <w:color w:val="D4D4D4"/>
-          <w:sz w:val="16"/>
-        </w:rPr>
-        <w:t>&gt;</w:t>
-      </w:r>
-      <w:r>
-        <w:rPr>
-          <w:rFonts w:ascii="Consolas" w:hAnsi="Consolas" w:eastAsia="Consolas"/>
-          <w:color w:val="DCDCAA"/>
-          <w:sz w:val="16"/>
-        </w:rPr>
-        <w:t>block</w:t>
-      </w:r>
-      <w:r>
-        <w:rPr>
-          <w:rFonts w:ascii="Consolas" w:hAnsi="Consolas" w:eastAsia="Consolas"/>
-          <w:color w:val="D4D4D4"/>
-          <w:sz w:val="16"/>
-        </w:rPr>
-        <w:t>(</w:t>
-      </w:r>
-      <w:r>
-        <w:rPr>
-          <w:rFonts w:ascii="Consolas" w:hAnsi="Consolas" w:eastAsia="Consolas"/>
-          <w:color w:val="D4D4D4"/>
-          <w:sz w:val="16"/>
-        </w:rPr>
-        <w:t>3</w:t>
-      </w:r>
-      <w:r>
-        <w:rPr>
-          <w:rFonts w:ascii="Consolas" w:hAnsi="Consolas" w:eastAsia="Consolas"/>
-          <w:color w:val="D4D4D4"/>
-          <w:sz w:val="16"/>
-        </w:rPr>
-        <w:t>,</w:t>
-      </w:r>
-      <w:r>
-        <w:rPr>
-          <w:rFonts w:ascii="Consolas" w:hAnsi="Consolas" w:eastAsia="Consolas"/>
-          <w:color w:val="D4D4D4"/>
-          <w:sz w:val="16"/>
-        </w:rPr>
-        <w:t xml:space="preserve"> </w:t>
-      </w:r>
-      <w:r>
-        <w:rPr>
-          <w:rFonts w:ascii="Consolas" w:hAnsi="Consolas" w:eastAsia="Consolas"/>
-          <w:color w:val="569CD6"/>
-          <w:sz w:val="16"/>
-        </w:rPr>
-        <w:t>function</w:t>
-      </w:r>
-      <w:r>
-        <w:rPr>
-          <w:rFonts w:ascii="Consolas" w:hAnsi="Consolas" w:eastAsia="Consolas"/>
-          <w:color w:val="D4D4D4"/>
-          <w:sz w:val="16"/>
-        </w:rPr>
-        <w:t xml:space="preserve"> </w:t>
-      </w:r>
-      <w:r>
-        <w:rPr>
-          <w:rFonts w:ascii="Consolas" w:hAnsi="Consolas" w:eastAsia="Consolas"/>
-          <w:color w:val="D4D4D4"/>
-          <w:sz w:val="16"/>
-        </w:rPr>
-        <w:t>(</w:t>
-      </w:r>
-      <w:r>
-        <w:rPr>
-          <w:rFonts w:ascii="Consolas" w:hAnsi="Consolas" w:eastAsia="Consolas"/>
-          <w:color w:val="D4D4D4"/>
-          <w:sz w:val="16"/>
-        </w:rPr>
-        <w:t>)</w:t>
-      </w:r>
-      <w:r>
-        <w:rPr>
-          <w:rFonts w:ascii="Consolas" w:hAnsi="Consolas" w:eastAsia="Consolas"/>
-          <w:color w:val="D4D4D4"/>
-          <w:sz w:val="16"/>
-        </w:rPr>
-        <w:t xml:space="preserve"> </w:t>
-      </w:r>
-      <w:r>
-        <w:rPr>
-          <w:rFonts w:ascii="Consolas" w:hAnsi="Consolas" w:eastAsia="Consolas"/>
-          <w:color w:val="569CD6"/>
-          <w:sz w:val="16"/>
-        </w:rPr>
-        <w:t>use</w:t>
-      </w:r>
-      <w:r>
-        <w:rPr>
-          <w:rFonts w:ascii="Consolas" w:hAnsi="Consolas" w:eastAsia="Consolas"/>
-          <w:color w:val="D4D4D4"/>
-          <w:sz w:val="16"/>
-        </w:rPr>
-        <w:t xml:space="preserve"> </w:t>
-      </w:r>
-      <w:r>
-        <w:rPr>
-          <w:rFonts w:ascii="Consolas" w:hAnsi="Consolas" w:eastAsia="Consolas"/>
-          <w:color w:val="D4D4D4"/>
-          <w:sz w:val="16"/>
-        </w:rPr>
-        <w:t>(</w:t>
-      </w:r>
-      <w:r>
-        <w:rPr>
-          <w:rFonts w:ascii="Consolas" w:hAnsi="Consolas" w:eastAsia="Consolas"/>
-          <w:color w:val="9CDCFE"/>
-          <w:sz w:val="16"/>
-        </w:rPr>
-        <w:t>$key</w:t>
-      </w:r>
-      <w:r>
-        <w:rPr>
-          <w:rFonts w:ascii="Consolas" w:hAnsi="Consolas" w:eastAsia="Consolas"/>
-          <w:color w:val="D4D4D4"/>
-          <w:sz w:val="16"/>
-        </w:rPr>
-        <w:t>,</w:t>
-      </w:r>
-      <w:r>
-        <w:rPr>
-          <w:rFonts w:ascii="Consolas" w:hAnsi="Consolas" w:eastAsia="Consolas"/>
-          <w:color w:val="D4D4D4"/>
-          <w:sz w:val="16"/>
-        </w:rPr>
-        <w:t xml:space="preserve"> </w:t>
-      </w:r>
-      <w:r>
-        <w:rPr>
-          <w:rFonts w:ascii="Consolas" w:hAnsi="Consolas" w:eastAsia="Consolas"/>
-          <w:color w:val="9CDCFE"/>
-          <w:sz w:val="16"/>
-        </w:rPr>
-        <w:t>$menuId</w:t>
-      </w:r>
-      <w:r>
-        <w:rPr>
-          <w:rFonts w:ascii="Consolas" w:hAnsi="Consolas" w:eastAsia="Consolas"/>
-          <w:color w:val="D4D4D4"/>
-          <w:sz w:val="16"/>
-        </w:rPr>
-        <w:t>,</w:t>
-      </w:r>
-      <w:r>
-        <w:rPr>
-          <w:rFonts w:ascii="Consolas" w:hAnsi="Consolas" w:eastAsia="Consolas"/>
-          <w:color w:val="D4D4D4"/>
-          <w:sz w:val="16"/>
-        </w:rPr>
-        <w:t xml:space="preserve"> </w:t>
-      </w:r>
-      <w:r>
-        <w:rPr>
-          <w:rFonts w:ascii="Consolas" w:hAnsi="Consolas" w:eastAsia="Consolas"/>
-          <w:color w:val="9CDCFE"/>
-          <w:sz w:val="16"/>
-        </w:rPr>
-        <w:t>$quantity</w:t>
-      </w:r>
-      <w:r>
-        <w:rPr>
-          <w:rFonts w:ascii="Consolas" w:hAnsi="Consolas" w:eastAsia="Consolas"/>
-          <w:color w:val="D4D4D4"/>
-          <w:sz w:val="16"/>
-        </w:rPr>
-        <w:t>)</w:t>
-      </w:r>
-      <w:r>
-        <w:rPr>
-          <w:rFonts w:ascii="Consolas" w:hAnsi="Consolas" w:eastAsia="Consolas"/>
-          <w:color w:val="D4D4D4"/>
-          <w:sz w:val="16"/>
-        </w:rPr>
-        <w:t>:</w:t>
-      </w:r>
-      <w:r>
-        <w:rPr>
-          <w:rFonts w:ascii="Consolas" w:hAnsi="Consolas" w:eastAsia="Consolas"/>
-          <w:color w:val="D4D4D4"/>
-          <w:sz w:val="16"/>
-        </w:rPr>
-        <w:t xml:space="preserve"> </w:t>
-      </w:r>
-      <w:r>
-        <w:rPr>
-          <w:rFonts w:ascii="Consolas" w:hAnsi="Consolas" w:eastAsia="Consolas"/>
-          <w:color w:val="569CD6"/>
-          <w:sz w:val="16"/>
-        </w:rPr>
-        <w:t>array</w:t>
-      </w:r>
-      <w:r>
-        <w:rPr>
-          <w:rFonts w:ascii="Consolas" w:hAnsi="Consolas" w:eastAsia="Consolas"/>
-          <w:color w:val="D4D4D4"/>
-          <w:sz w:val="16"/>
-        </w:rPr>
-        <w:t xml:space="preserve"> </w:t>
-      </w:r>
-      <w:r>
-        <w:rPr>
-          <w:rFonts w:ascii="Consolas" w:hAnsi="Consolas" w:eastAsia="Consolas"/>
-          <w:color w:val="D4D4D4"/>
-          <w:sz w:val="16"/>
-        </w:rPr>
-        <w:t>{</w:t>
-      </w:r>
-      <w:r>
-        <w:rPr>
-          <w:rFonts w:ascii="Consolas" w:hAnsi="Consolas" w:eastAsia="Consolas"/>
-          <w:color w:val="D4D4D4"/>
-          <w:sz w:val="16"/>
-        </w:rPr>
-        <w:br/>
-        <w:t xml:space="preserve">        </w:t>
-      </w:r>
-      <w:r>
-        <w:rPr>
-          <w:rFonts w:ascii="Consolas" w:hAnsi="Consolas" w:eastAsia="Consolas"/>
-          <w:color w:val="9CDCFE"/>
-          <w:sz w:val="16"/>
-        </w:rPr>
-        <w:t>$cache</w:t>
-      </w:r>
-      <w:r>
-        <w:rPr>
-          <w:rFonts w:ascii="Consolas" w:hAnsi="Consolas" w:eastAsia="Consolas"/>
-          <w:color w:val="D4D4D4"/>
-          <w:sz w:val="16"/>
-        </w:rPr>
-        <w:t xml:space="preserve"> </w:t>
-      </w:r>
-      <w:r>
-        <w:rPr>
-          <w:rFonts w:ascii="Consolas" w:hAnsi="Consolas" w:eastAsia="Consolas"/>
-          <w:color w:val="D4D4D4"/>
-          <w:sz w:val="16"/>
-        </w:rPr>
-        <w:t>=</w:t>
-      </w:r>
-      <w:r>
-        <w:rPr>
-          <w:rFonts w:ascii="Consolas" w:hAnsi="Consolas" w:eastAsia="Consolas"/>
-          <w:color w:val="D4D4D4"/>
-          <w:sz w:val="16"/>
-        </w:rPr>
-        <w:t xml:space="preserve"> </w:t>
-      </w:r>
-      <w:r>
-        <w:rPr>
-          <w:rFonts w:ascii="Consolas" w:hAnsi="Consolas" w:eastAsia="Consolas"/>
-          <w:color w:val="4EC9B0"/>
-          <w:sz w:val="16"/>
-        </w:rPr>
-        <w:t>Cache</w:t>
-      </w:r>
-      <w:r>
-        <w:rPr>
-          <w:rFonts w:ascii="Consolas" w:hAnsi="Consolas" w:eastAsia="Consolas"/>
-          <w:color w:val="D4D4D4"/>
-          <w:sz w:val="16"/>
-        </w:rPr>
-        <w:t>:</w:t>
-      </w:r>
-      <w:r>
-        <w:rPr>
-          <w:rFonts w:ascii="Consolas" w:hAnsi="Consolas" w:eastAsia="Consolas"/>
-          <w:color w:val="D4D4D4"/>
-          <w:sz w:val="16"/>
-        </w:rPr>
-        <w:t>:</w:t>
-      </w:r>
-      <w:r>
-        <w:rPr>
-          <w:rFonts w:ascii="Consolas" w:hAnsi="Consolas" w:eastAsia="Consolas"/>
-          <w:color w:val="DCDCAA"/>
-          <w:sz w:val="16"/>
-        </w:rPr>
-        <w:t>store</w:t>
-      </w:r>
-      <w:r>
-        <w:rPr>
-          <w:rFonts w:ascii="Consolas" w:hAnsi="Consolas" w:eastAsia="Consolas"/>
-          <w:color w:val="D4D4D4"/>
-          <w:sz w:val="16"/>
-        </w:rPr>
-        <w:t>(</w:t>
-      </w:r>
-      <w:r>
-        <w:rPr>
-          <w:rFonts w:ascii="Consolas" w:hAnsi="Consolas" w:eastAsia="Consolas"/>
-          <w:color w:val="CE9178"/>
-          <w:sz w:val="16"/>
-        </w:rPr>
-        <w:t>'redis'</w:t>
-      </w:r>
-      <w:r>
-        <w:rPr>
-          <w:rFonts w:ascii="Consolas" w:hAnsi="Consolas" w:eastAsia="Consolas"/>
-          <w:color w:val="D4D4D4"/>
-          <w:sz w:val="16"/>
-        </w:rPr>
-        <w:t>)</w:t>
-      </w:r>
-      <w:r>
-        <w:rPr>
-          <w:rFonts w:ascii="Consolas" w:hAnsi="Consolas" w:eastAsia="Consolas"/>
-          <w:color w:val="D4D4D4"/>
-          <w:sz w:val="16"/>
-        </w:rPr>
-        <w:t>;</w:t>
-      </w:r>
-      <w:r>
-        <w:rPr>
-          <w:rFonts w:ascii="Consolas" w:hAnsi="Consolas" w:eastAsia="Consolas"/>
-          <w:color w:val="D4D4D4"/>
-          <w:sz w:val="16"/>
-        </w:rPr>
-        <w:br/>
-        <w:t xml:space="preserve">        </w:t>
-      </w:r>
-      <w:r>
-        <w:rPr>
-          <w:rFonts w:ascii="Consolas" w:hAnsi="Consolas" w:eastAsia="Consolas"/>
-          <w:color w:val="9CDCFE"/>
-          <w:sz w:val="16"/>
-        </w:rPr>
-        <w:t>$cart</w:t>
-      </w:r>
-      <w:r>
-        <w:rPr>
-          <w:rFonts w:ascii="Consolas" w:hAnsi="Consolas" w:eastAsia="Consolas"/>
-          <w:color w:val="D4D4D4"/>
-          <w:sz w:val="16"/>
-        </w:rPr>
-        <w:t xml:space="preserve"> </w:t>
-      </w:r>
-      <w:r>
-        <w:rPr>
-          <w:rFonts w:ascii="Consolas" w:hAnsi="Consolas" w:eastAsia="Consolas"/>
-          <w:color w:val="D4D4D4"/>
-          <w:sz w:val="16"/>
-        </w:rPr>
-        <w:t>=</w:t>
-      </w:r>
-      <w:r>
-        <w:rPr>
-          <w:rFonts w:ascii="Consolas" w:hAnsi="Consolas" w:eastAsia="Consolas"/>
-          <w:color w:val="D4D4D4"/>
-          <w:sz w:val="16"/>
-        </w:rPr>
-        <w:t xml:space="preserve"> </w:t>
-      </w:r>
-      <w:r>
-        <w:rPr>
-          <w:rFonts w:ascii="Consolas" w:hAnsi="Consolas" w:eastAsia="Consolas"/>
-          <w:color w:val="9CDCFE"/>
-          <w:sz w:val="16"/>
-        </w:rPr>
-        <w:t>$cache</w:t>
-      </w:r>
-      <w:r>
-        <w:rPr>
-          <w:rFonts w:ascii="Consolas" w:hAnsi="Consolas" w:eastAsia="Consolas"/>
-          <w:color w:val="D4D4D4"/>
-          <w:sz w:val="16"/>
-        </w:rPr>
-        <w:t>-</w:t>
-      </w:r>
-      <w:r>
-        <w:rPr>
-          <w:rFonts w:ascii="Consolas" w:hAnsi="Consolas" w:eastAsia="Consolas"/>
-          <w:color w:val="D4D4D4"/>
-          <w:sz w:val="16"/>
-        </w:rPr>
-        <w:t>&gt;</w:t>
-      </w:r>
-      <w:r>
-        <w:rPr>
-          <w:rFonts w:ascii="Consolas" w:hAnsi="Consolas" w:eastAsia="Consolas"/>
-          <w:color w:val="DCDCAA"/>
-          <w:sz w:val="16"/>
-        </w:rPr>
-        <w:t>get</w:t>
-      </w:r>
-      <w:r>
-        <w:rPr>
-          <w:rFonts w:ascii="Consolas" w:hAnsi="Consolas" w:eastAsia="Consolas"/>
-          <w:color w:val="D4D4D4"/>
-          <w:sz w:val="16"/>
-        </w:rPr>
-        <w:t>(</w:t>
-      </w:r>
-      <w:r>
-        <w:rPr>
-          <w:rFonts w:ascii="Consolas" w:hAnsi="Consolas" w:eastAsia="Consolas"/>
-          <w:color w:val="9CDCFE"/>
-          <w:sz w:val="16"/>
-        </w:rPr>
-        <w:t>$key</w:t>
-      </w:r>
-      <w:r>
-        <w:rPr>
-          <w:rFonts w:ascii="Consolas" w:hAnsi="Consolas" w:eastAsia="Consolas"/>
-          <w:color w:val="D4D4D4"/>
-          <w:sz w:val="16"/>
-        </w:rPr>
-        <w:t>,</w:t>
-      </w:r>
-      <w:r>
-        <w:rPr>
-          <w:rFonts w:ascii="Consolas" w:hAnsi="Consolas" w:eastAsia="Consolas"/>
-          <w:color w:val="D4D4D4"/>
-          <w:sz w:val="16"/>
-        </w:rPr>
-        <w:t xml:space="preserve"> </w:t>
-      </w:r>
-      <w:r>
-        <w:rPr>
-          <w:rFonts w:ascii="Consolas" w:hAnsi="Consolas" w:eastAsia="Consolas"/>
-          <w:color w:val="D4D4D4"/>
-          <w:sz w:val="16"/>
-        </w:rPr>
-        <w:t>[</w:t>
-      </w:r>
-      <w:r>
-        <w:rPr>
-          <w:rFonts w:ascii="Consolas" w:hAnsi="Consolas" w:eastAsia="Consolas"/>
-          <w:color w:val="CE9178"/>
-          <w:sz w:val="16"/>
-        </w:rPr>
-        <w:t>'items'</w:t>
-      </w:r>
-      <w:r>
-        <w:rPr>
-          <w:rFonts w:ascii="Consolas" w:hAnsi="Consolas" w:eastAsia="Consolas"/>
-          <w:color w:val="D4D4D4"/>
-          <w:sz w:val="16"/>
-        </w:rPr>
-        <w:t xml:space="preserve"> </w:t>
-      </w:r>
-      <w:r>
-        <w:rPr>
-          <w:rFonts w:ascii="Consolas" w:hAnsi="Consolas" w:eastAsia="Consolas"/>
-          <w:color w:val="D4D4D4"/>
-          <w:sz w:val="16"/>
-        </w:rPr>
-        <w:t>=</w:t>
-      </w:r>
-      <w:r>
-        <w:rPr>
-          <w:rFonts w:ascii="Consolas" w:hAnsi="Consolas" w:eastAsia="Consolas"/>
-          <w:color w:val="D4D4D4"/>
-          <w:sz w:val="16"/>
-        </w:rPr>
-        <w:t>&gt;</w:t>
-      </w:r>
-      <w:r>
-        <w:rPr>
-          <w:rFonts w:ascii="Consolas" w:hAnsi="Consolas" w:eastAsia="Consolas"/>
-          <w:color w:val="D4D4D4"/>
-          <w:sz w:val="16"/>
-        </w:rPr>
-        <w:t xml:space="preserve"> </w:t>
-      </w:r>
-      <w:r>
-        <w:rPr>
-          <w:rFonts w:ascii="Consolas" w:hAnsi="Consolas" w:eastAsia="Consolas"/>
-          <w:color w:val="D4D4D4"/>
-          <w:sz w:val="16"/>
-        </w:rPr>
-        <w:t>[</w:t>
-      </w:r>
-      <w:r>
-        <w:rPr>
-          <w:rFonts w:ascii="Consolas" w:hAnsi="Consolas" w:eastAsia="Consolas"/>
-          <w:color w:val="D4D4D4"/>
-          <w:sz w:val="16"/>
-        </w:rPr>
-        <w:t>]</w:t>
-      </w:r>
-      <w:r>
-        <w:rPr>
-          <w:rFonts w:ascii="Consolas" w:hAnsi="Consolas" w:eastAsia="Consolas"/>
-          <w:color w:val="D4D4D4"/>
-          <w:sz w:val="16"/>
-        </w:rPr>
-        <w:t>]</w:t>
-      </w:r>
-      <w:r>
-        <w:rPr>
-          <w:rFonts w:ascii="Consolas" w:hAnsi="Consolas" w:eastAsia="Consolas"/>
-          <w:color w:val="D4D4D4"/>
-          <w:sz w:val="16"/>
-        </w:rPr>
-        <w:t>)</w:t>
-      </w:r>
-      <w:r>
-        <w:rPr>
-          <w:rFonts w:ascii="Consolas" w:hAnsi="Consolas" w:eastAsia="Consolas"/>
-          <w:color w:val="D4D4D4"/>
-          <w:sz w:val="16"/>
-        </w:rPr>
-        <w:t>;</w:t>
-      </w:r>
-      <w:r>
-        <w:rPr>
-          <w:rFonts w:ascii="Consolas" w:hAnsi="Consolas" w:eastAsia="Consolas"/>
-          <w:color w:val="D4D4D4"/>
-          <w:sz w:val="16"/>
-        </w:rPr>
-        <w:br/>
-        <w:br/>
-        <w:t xml:space="preserve">        </w:t>
-      </w:r>
-      <w:r>
-        <w:rPr>
-          <w:rFonts w:ascii="Consolas" w:hAnsi="Consolas" w:eastAsia="Consolas"/>
-          <w:color w:val="9CDCFE"/>
-          <w:sz w:val="16"/>
-        </w:rPr>
-        <w:t>$cart</w:t>
-      </w:r>
-      <w:r>
-        <w:rPr>
-          <w:rFonts w:ascii="Consolas" w:hAnsi="Consolas" w:eastAsia="Consolas"/>
-          <w:color w:val="D4D4D4"/>
-          <w:sz w:val="16"/>
-        </w:rPr>
-        <w:t>[</w:t>
-      </w:r>
-      <w:r>
-        <w:rPr>
-          <w:rFonts w:ascii="Consolas" w:hAnsi="Consolas" w:eastAsia="Consolas"/>
-          <w:color w:val="CE9178"/>
-          <w:sz w:val="16"/>
-        </w:rPr>
-        <w:t>'items'</w:t>
-      </w:r>
-      <w:r>
-        <w:rPr>
-          <w:rFonts w:ascii="Consolas" w:hAnsi="Consolas" w:eastAsia="Consolas"/>
-          <w:color w:val="D4D4D4"/>
-          <w:sz w:val="16"/>
-        </w:rPr>
-        <w:t>]</w:t>
-      </w:r>
-      <w:r>
-        <w:rPr>
-          <w:rFonts w:ascii="Consolas" w:hAnsi="Consolas" w:eastAsia="Consolas"/>
-          <w:color w:val="D4D4D4"/>
-          <w:sz w:val="16"/>
-        </w:rPr>
-        <w:t>[</w:t>
-      </w:r>
-      <w:r>
-        <w:rPr>
-          <w:rFonts w:ascii="Consolas" w:hAnsi="Consolas" w:eastAsia="Consolas"/>
-          <w:color w:val="9CDCFE"/>
-          <w:sz w:val="16"/>
-        </w:rPr>
-        <w:t>$menuId</w:t>
-      </w:r>
-      <w:r>
-        <w:rPr>
-          <w:rFonts w:ascii="Consolas" w:hAnsi="Consolas" w:eastAsia="Consolas"/>
-          <w:color w:val="D4D4D4"/>
-          <w:sz w:val="16"/>
-        </w:rPr>
-        <w:t>]</w:t>
-      </w:r>
-      <w:r>
-        <w:rPr>
-          <w:rFonts w:ascii="Consolas" w:hAnsi="Consolas" w:eastAsia="Consolas"/>
-          <w:color w:val="D4D4D4"/>
-          <w:sz w:val="16"/>
-        </w:rPr>
-        <w:t xml:space="preserve"> </w:t>
-      </w:r>
-      <w:r>
-        <w:rPr>
-          <w:rFonts w:ascii="Consolas" w:hAnsi="Consolas" w:eastAsia="Consolas"/>
-          <w:color w:val="D4D4D4"/>
-          <w:sz w:val="16"/>
-        </w:rPr>
-        <w:t>=</w:t>
-      </w:r>
-      <w:r>
-        <w:rPr>
-          <w:rFonts w:ascii="Consolas" w:hAnsi="Consolas" w:eastAsia="Consolas"/>
-          <w:color w:val="D4D4D4"/>
-          <w:sz w:val="16"/>
-        </w:rPr>
-        <w:t xml:space="preserve"> </w:t>
-      </w:r>
-      <w:r>
-        <w:rPr>
-          <w:rFonts w:ascii="Consolas" w:hAnsi="Consolas" w:eastAsia="Consolas"/>
-          <w:color w:val="D4D4D4"/>
-          <w:sz w:val="16"/>
-        </w:rPr>
-        <w:t>[</w:t>
-      </w:r>
-      <w:r>
-        <w:rPr>
-          <w:rFonts w:ascii="Consolas" w:hAnsi="Consolas" w:eastAsia="Consolas"/>
-          <w:color w:val="D4D4D4"/>
-          <w:sz w:val="16"/>
-        </w:rPr>
-        <w:br/>
-        <w:t xml:space="preserve">            </w:t>
-      </w:r>
-      <w:r>
-        <w:rPr>
-          <w:rFonts w:ascii="Consolas" w:hAnsi="Consolas" w:eastAsia="Consolas"/>
-          <w:color w:val="CE9178"/>
-          <w:sz w:val="16"/>
-        </w:rPr>
-        <w:t>'menu_id'</w:t>
-      </w:r>
-      <w:r>
-        <w:rPr>
-          <w:rFonts w:ascii="Consolas" w:hAnsi="Consolas" w:eastAsia="Consolas"/>
-          <w:color w:val="D4D4D4"/>
-          <w:sz w:val="16"/>
-        </w:rPr>
-        <w:t xml:space="preserve"> </w:t>
-      </w:r>
-      <w:r>
-        <w:rPr>
-          <w:rFonts w:ascii="Consolas" w:hAnsi="Consolas" w:eastAsia="Consolas"/>
-          <w:color w:val="D4D4D4"/>
-          <w:sz w:val="16"/>
-        </w:rPr>
-        <w:t>=</w:t>
-      </w:r>
-      <w:r>
-        <w:rPr>
-          <w:rFonts w:ascii="Consolas" w:hAnsi="Consolas" w:eastAsia="Consolas"/>
-          <w:color w:val="D4D4D4"/>
-          <w:sz w:val="16"/>
-        </w:rPr>
-        <w:t>&gt;</w:t>
-      </w:r>
-      <w:r>
-        <w:rPr>
-          <w:rFonts w:ascii="Consolas" w:hAnsi="Consolas" w:eastAsia="Consolas"/>
-          <w:color w:val="D4D4D4"/>
-          <w:sz w:val="16"/>
-        </w:rPr>
-        <w:t xml:space="preserve"> </w:t>
-      </w:r>
-      <w:r>
-        <w:rPr>
-          <w:rFonts w:ascii="Consolas" w:hAnsi="Consolas" w:eastAsia="Consolas"/>
-          <w:color w:val="9CDCFE"/>
-          <w:sz w:val="16"/>
-        </w:rPr>
-        <w:t>$menuId</w:t>
-      </w:r>
-      <w:r>
-        <w:rPr>
-          <w:rFonts w:ascii="Consolas" w:hAnsi="Consolas" w:eastAsia="Consolas"/>
-          <w:color w:val="D4D4D4"/>
-          <w:sz w:val="16"/>
-        </w:rPr>
-        <w:t>,</w:t>
-      </w:r>
-      <w:r>
-        <w:rPr>
-          <w:rFonts w:ascii="Consolas" w:hAnsi="Consolas" w:eastAsia="Consolas"/>
-          <w:color w:val="D4D4D4"/>
-          <w:sz w:val="16"/>
-        </w:rPr>
-        <w:br/>
-        <w:t xml:space="preserve">            </w:t>
-      </w:r>
-      <w:r>
-        <w:rPr>
-          <w:rFonts w:ascii="Consolas" w:hAnsi="Consolas" w:eastAsia="Consolas"/>
-          <w:color w:val="CE9178"/>
-          <w:sz w:val="16"/>
-        </w:rPr>
-        <w:t>'quantity'</w:t>
-      </w:r>
-      <w:r>
-        <w:rPr>
-          <w:rFonts w:ascii="Consolas" w:hAnsi="Consolas" w:eastAsia="Consolas"/>
-          <w:color w:val="D4D4D4"/>
-          <w:sz w:val="16"/>
-        </w:rPr>
-        <w:t xml:space="preserve"> </w:t>
-      </w:r>
-      <w:r>
-        <w:rPr>
-          <w:rFonts w:ascii="Consolas" w:hAnsi="Consolas" w:eastAsia="Consolas"/>
-          <w:color w:val="D4D4D4"/>
-          <w:sz w:val="16"/>
-        </w:rPr>
-        <w:t>=</w:t>
-      </w:r>
-      <w:r>
-        <w:rPr>
-          <w:rFonts w:ascii="Consolas" w:hAnsi="Consolas" w:eastAsia="Consolas"/>
-          <w:color w:val="D4D4D4"/>
-          <w:sz w:val="16"/>
-        </w:rPr>
-        <w:t>&gt;</w:t>
-      </w:r>
-      <w:r>
-        <w:rPr>
-          <w:rFonts w:ascii="Consolas" w:hAnsi="Consolas" w:eastAsia="Consolas"/>
-          <w:color w:val="D4D4D4"/>
-          <w:sz w:val="16"/>
-        </w:rPr>
-        <w:t xml:space="preserve"> </w:t>
-      </w:r>
-      <w:r>
-        <w:rPr>
-          <w:rFonts w:ascii="Consolas" w:hAnsi="Consolas" w:eastAsia="Consolas"/>
-          <w:color w:val="9CDCFE"/>
-          <w:sz w:val="16"/>
-        </w:rPr>
-        <w:t>$quantity</w:t>
-      </w:r>
-      <w:r>
-        <w:rPr>
-          <w:rFonts w:ascii="Consolas" w:hAnsi="Consolas" w:eastAsia="Consolas"/>
-          <w:color w:val="D4D4D4"/>
-          <w:sz w:val="16"/>
-        </w:rPr>
-        <w:t>,</w:t>
-      </w:r>
-      <w:r>
-        <w:rPr>
-          <w:rFonts w:ascii="Consolas" w:hAnsi="Consolas" w:eastAsia="Consolas"/>
-          <w:color w:val="D4D4D4"/>
-          <w:sz w:val="16"/>
-        </w:rPr>
-        <w:br/>
-        <w:t xml:space="preserve">        </w:t>
-      </w:r>
-      <w:r>
-        <w:rPr>
-          <w:rFonts w:ascii="Consolas" w:hAnsi="Consolas" w:eastAsia="Consolas"/>
-          <w:color w:val="D4D4D4"/>
-          <w:sz w:val="16"/>
-        </w:rPr>
-        <w:t>]</w:t>
-      </w:r>
-      <w:r>
-        <w:rPr>
-          <w:rFonts w:ascii="Consolas" w:hAnsi="Consolas" w:eastAsia="Consolas"/>
-          <w:color w:val="D4D4D4"/>
-          <w:sz w:val="16"/>
-        </w:rPr>
-        <w:t>;</w:t>
-      </w:r>
-      <w:r>
-        <w:rPr>
-          <w:rFonts w:ascii="Consolas" w:hAnsi="Consolas" w:eastAsia="Consolas"/>
-          <w:color w:val="D4D4D4"/>
-          <w:sz w:val="16"/>
-        </w:rPr>
-        <w:br/>
-        <w:br/>
-        <w:t xml:space="preserve">        </w:t>
-      </w:r>
-      <w:r>
-        <w:rPr>
-          <w:rFonts w:ascii="Consolas" w:hAnsi="Consolas" w:eastAsia="Consolas"/>
-          <w:color w:val="9CDCFE"/>
-          <w:sz w:val="16"/>
-        </w:rPr>
-        <w:t>$cache</w:t>
-      </w:r>
-      <w:r>
-        <w:rPr>
-          <w:rFonts w:ascii="Consolas" w:hAnsi="Consolas" w:eastAsia="Consolas"/>
-          <w:color w:val="D4D4D4"/>
-          <w:sz w:val="16"/>
-        </w:rPr>
-        <w:t>-</w:t>
-      </w:r>
-      <w:r>
-        <w:rPr>
-          <w:rFonts w:ascii="Consolas" w:hAnsi="Consolas" w:eastAsia="Consolas"/>
-          <w:color w:val="D4D4D4"/>
-          <w:sz w:val="16"/>
-        </w:rPr>
-        <w:t>&gt;</w:t>
-      </w:r>
-      <w:r>
-        <w:rPr>
-          <w:rFonts w:ascii="Consolas" w:hAnsi="Consolas" w:eastAsia="Consolas"/>
-          <w:color w:val="DCDCAA"/>
-          <w:sz w:val="16"/>
-        </w:rPr>
-        <w:t>put</w:t>
-      </w:r>
-      <w:r>
-        <w:rPr>
-          <w:rFonts w:ascii="Consolas" w:hAnsi="Consolas" w:eastAsia="Consolas"/>
-          <w:color w:val="D4D4D4"/>
-          <w:sz w:val="16"/>
-        </w:rPr>
-        <w:t>(</w:t>
-      </w:r>
-      <w:r>
-        <w:rPr>
-          <w:rFonts w:ascii="Consolas" w:hAnsi="Consolas" w:eastAsia="Consolas"/>
-          <w:color w:val="9CDCFE"/>
-          <w:sz w:val="16"/>
-        </w:rPr>
-        <w:t>$key</w:t>
-      </w:r>
-      <w:r>
-        <w:rPr>
-          <w:rFonts w:ascii="Consolas" w:hAnsi="Consolas" w:eastAsia="Consolas"/>
-          <w:color w:val="D4D4D4"/>
-          <w:sz w:val="16"/>
-        </w:rPr>
-        <w:t>,</w:t>
-      </w:r>
-      <w:r>
-        <w:rPr>
-          <w:rFonts w:ascii="Consolas" w:hAnsi="Consolas" w:eastAsia="Consolas"/>
-          <w:color w:val="D4D4D4"/>
-          <w:sz w:val="16"/>
-        </w:rPr>
-        <w:t xml:space="preserve"> </w:t>
-      </w:r>
-      <w:r>
-        <w:rPr>
-          <w:rFonts w:ascii="Consolas" w:hAnsi="Consolas" w:eastAsia="Consolas"/>
-          <w:color w:val="9CDCFE"/>
-          <w:sz w:val="16"/>
-        </w:rPr>
-        <w:t>$cart</w:t>
-      </w:r>
-      <w:r>
-        <w:rPr>
-          <w:rFonts w:ascii="Consolas" w:hAnsi="Consolas" w:eastAsia="Consolas"/>
-          <w:color w:val="D4D4D4"/>
-          <w:sz w:val="16"/>
-        </w:rPr>
-        <w:t>,</w:t>
-      </w:r>
-      <w:r>
-        <w:rPr>
-          <w:rFonts w:ascii="Consolas" w:hAnsi="Consolas" w:eastAsia="Consolas"/>
-          <w:color w:val="D4D4D4"/>
-          <w:sz w:val="16"/>
-        </w:rPr>
-        <w:t xml:space="preserve"> </w:t>
-      </w:r>
-      <w:r>
-        <w:rPr>
-          <w:rFonts w:ascii="Consolas" w:hAnsi="Consolas" w:eastAsia="Consolas"/>
-          <w:color w:val="DCDCAA"/>
-          <w:sz w:val="16"/>
-        </w:rPr>
-        <w:t>now</w:t>
-      </w:r>
-      <w:r>
-        <w:rPr>
-          <w:rFonts w:ascii="Consolas" w:hAnsi="Consolas" w:eastAsia="Consolas"/>
-          <w:color w:val="D4D4D4"/>
-          <w:sz w:val="16"/>
-        </w:rPr>
-        <w:t>(</w:t>
-      </w:r>
-      <w:r>
-        <w:rPr>
-          <w:rFonts w:ascii="Consolas" w:hAnsi="Consolas" w:eastAsia="Consolas"/>
-          <w:color w:val="D4D4D4"/>
-          <w:sz w:val="16"/>
-        </w:rPr>
-        <w:t>)</w:t>
-      </w:r>
-      <w:r>
-        <w:rPr>
-          <w:rFonts w:ascii="Consolas" w:hAnsi="Consolas" w:eastAsia="Consolas"/>
-          <w:color w:val="D4D4D4"/>
-          <w:sz w:val="16"/>
-        </w:rPr>
-        <w:t>-</w:t>
-      </w:r>
-      <w:r>
-        <w:rPr>
-          <w:rFonts w:ascii="Consolas" w:hAnsi="Consolas" w:eastAsia="Consolas"/>
-          <w:color w:val="D4D4D4"/>
-          <w:sz w:val="16"/>
-        </w:rPr>
-        <w:t>&gt;</w:t>
-      </w:r>
-      <w:r>
-        <w:rPr>
-          <w:rFonts w:ascii="Consolas" w:hAnsi="Consolas" w:eastAsia="Consolas"/>
-          <w:color w:val="DCDCAA"/>
-          <w:sz w:val="16"/>
-        </w:rPr>
-        <w:t>addMinutes</w:t>
-      </w:r>
-      <w:r>
-        <w:rPr>
-          <w:rFonts w:ascii="Consolas" w:hAnsi="Consolas" w:eastAsia="Consolas"/>
-          <w:color w:val="D4D4D4"/>
-          <w:sz w:val="16"/>
-        </w:rPr>
-        <w:t>(</w:t>
-      </w:r>
-      <w:r>
-        <w:rPr>
-          <w:rFonts w:ascii="Consolas" w:hAnsi="Consolas" w:eastAsia="Consolas"/>
-          <w:color w:val="D4D4D4"/>
-          <w:sz w:val="16"/>
-        </w:rPr>
-        <w:t>30</w:t>
-      </w:r>
-      <w:r>
-        <w:rPr>
-          <w:rFonts w:ascii="Consolas" w:hAnsi="Consolas" w:eastAsia="Consolas"/>
-          <w:color w:val="D4D4D4"/>
-          <w:sz w:val="16"/>
-        </w:rPr>
-        <w:t>)</w:t>
-      </w:r>
-      <w:r>
-        <w:rPr>
-          <w:rFonts w:ascii="Consolas" w:hAnsi="Consolas" w:eastAsia="Consolas"/>
-          <w:color w:val="D4D4D4"/>
-          <w:sz w:val="16"/>
-        </w:rPr>
-        <w:t>)</w:t>
-      </w:r>
-      <w:r>
-        <w:rPr>
-          <w:rFonts w:ascii="Consolas" w:hAnsi="Consolas" w:eastAsia="Consolas"/>
-          <w:color w:val="D4D4D4"/>
-          <w:sz w:val="16"/>
-        </w:rPr>
-        <w:t>;</w:t>
-      </w:r>
-      <w:r>
-        <w:rPr>
-          <w:rFonts w:ascii="Consolas" w:hAnsi="Consolas" w:eastAsia="Consolas"/>
-          <w:color w:val="D4D4D4"/>
-          <w:sz w:val="16"/>
-        </w:rPr>
-        <w:br/>
-        <w:br/>
-        <w:t xml:space="preserve">        </w:t>
-      </w:r>
-      <w:r>
-        <w:rPr>
-          <w:rFonts w:ascii="Consolas" w:hAnsi="Consolas" w:eastAsia="Consolas"/>
-          <w:color w:val="569CD6"/>
-          <w:sz w:val="16"/>
-        </w:rPr>
-        <w:t>return</w:t>
-      </w:r>
-      <w:r>
-        <w:rPr>
-          <w:rFonts w:ascii="Consolas" w:hAnsi="Consolas" w:eastAsia="Consolas"/>
-          <w:color w:val="D4D4D4"/>
-          <w:sz w:val="16"/>
-        </w:rPr>
-        <w:t xml:space="preserve"> </w:t>
-      </w:r>
-      <w:r>
-        <w:rPr>
-          <w:rFonts w:ascii="Consolas" w:hAnsi="Consolas" w:eastAsia="Consolas"/>
-          <w:color w:val="9CDCFE"/>
-          <w:sz w:val="16"/>
-        </w:rPr>
-        <w:t>$cart</w:t>
-      </w:r>
-      <w:r>
-        <w:rPr>
-          <w:rFonts w:ascii="Consolas" w:hAnsi="Consolas" w:eastAsia="Consolas"/>
-          <w:color w:val="D4D4D4"/>
-          <w:sz w:val="16"/>
-        </w:rPr>
-        <w:t>;</w:t>
-      </w:r>
-      <w:r>
-        <w:rPr>
-          <w:rFonts w:ascii="Consolas" w:hAnsi="Consolas" w:eastAsia="Consolas"/>
-          <w:color w:val="D4D4D4"/>
-          <w:sz w:val="16"/>
-        </w:rPr>
-        <w:br/>
-        <w:t xml:space="preserve">    </w:t>
-      </w:r>
-      <w:r>
-        <w:rPr>
-          <w:rFonts w:ascii="Consolas" w:hAnsi="Consolas" w:eastAsia="Consolas"/>
-          <w:color w:val="D4D4D4"/>
-          <w:sz w:val="16"/>
-        </w:rPr>
-        <w:t>}</w:t>
-      </w:r>
-      <w:r>
-        <w:rPr>
-          <w:rFonts w:ascii="Consolas" w:hAnsi="Consolas" w:eastAsia="Consolas"/>
-          <w:color w:val="D4D4D4"/>
-          <w:sz w:val="16"/>
-        </w:rPr>
-        <w:t>)</w:t>
-      </w:r>
-      <w:r>
-        <w:rPr>
-          <w:rFonts w:ascii="Consolas" w:hAnsi="Consolas" w:eastAsia="Consolas"/>
-          <w:color w:val="D4D4D4"/>
-          <w:sz w:val="16"/>
-        </w:rPr>
-        <w:t>;</w:t>
+        <w:t xml:space="preserve">    });</w:t>
       </w:r>
     </w:p>
     <w:p>
@@ -2418,7 +1974,7 @@
           <w:rFonts w:ascii="Aptos Display" w:hAnsi="Aptos Display"/>
           <w:color w:val="1F2937"/>
         </w:rPr>
-        <w:t>Rencana Waktu 6 Jam</w:t>
+        <w:t>Rencana Waktu — 3 Jam 30 Menit Efektif di Kelas</w:t>
       </w:r>
     </w:p>
     <w:tbl>
@@ -2721,7 +2277,7 @@
                 <w:color w:val="1F2937"/>
                 <w:sz w:val="16"/>
               </w:rPr>
-              <w:t>60</w:t>
+              <w:t>30</w:t>
             </w:r>
           </w:p>
         </w:tc>
@@ -2831,7 +2387,7 @@
                 <w:color w:val="1F2937"/>
                 <w:sz w:val="16"/>
               </w:rPr>
-              <w:t>60</w:t>
+              <w:t>30</w:t>
             </w:r>
           </w:p>
         </w:tc>
@@ -2941,7 +2497,7 @@
                 <w:color w:val="1F2937"/>
                 <w:sz w:val="16"/>
               </w:rPr>
-              <w:t>45</w:t>
+              <w:t>30</w:t>
             </w:r>
           </w:p>
         </w:tc>
@@ -3051,7 +2607,7 @@
                 <w:color w:val="1F2937"/>
                 <w:sz w:val="16"/>
               </w:rPr>
-              <w:t>75</w:t>
+              <w:t>30</w:t>
             </w:r>
           </w:p>
         </w:tc>
@@ -3161,7 +2717,7 @@
                 <w:color w:val="1F2937"/>
                 <w:sz w:val="16"/>
               </w:rPr>
-              <w:t>45</w:t>
+              <w:t>30</w:t>
             </w:r>
           </w:p>
         </w:tc>
@@ -3271,7 +2827,7 @@
                 <w:color w:val="1F2937"/>
                 <w:sz w:val="16"/>
               </w:rPr>
-              <w:t>45</w:t>
+              <w:t>30</w:t>
             </w:r>
           </w:p>
         </w:tc>
@@ -3339,7 +2895,7 @@
         <w:rPr>
           <w:rFonts w:ascii="Aptos" w:hAnsi="Aptos"/>
         </w:rPr>
-        <w:t>Total alokasi: 360 menit.</w:t>
+        <w:t>Total efektif di kelas: 210 menit (7 tahap × 30 menit). Tugas mandiri di luar kelas: hingga 120 menit (2 jam) untuk pekerjaan sejenis yang bersifat mengulang — misalnya bila di kelas membuat CRUD untuk 2 tabel, di luar kelas kerjakan CRUD untuk 3 tabel lainnya.</w:t>
       </w:r>
     </w:p>
     <w:p>
@@ -3552,7 +3108,7 @@
           <w:rFonts w:ascii="Aptos Display" w:hAnsi="Aptos Display"/>
           <w:color w:val="FF2D20"/>
         </w:rPr>
-        <w:t>Tahap 2 — Implementasikan operasi cart (60 menit)</w:t>
+        <w:t>Tahap 2 — Implementasikan operasi cart (30 menit)</w:t>
       </w:r>
     </w:p>
     <w:p>
@@ -3768,7 +3324,7 @@
           <w:rFonts w:ascii="Aptos Display" w:hAnsi="Aptos Display"/>
           <w:color w:val="FF2D20"/>
         </w:rPr>
-        <w:t>Tahap 3 — Validasi modifier dan scope canteen (60 menit)</w:t>
+        <w:t>Tahap 3 — Validasi modifier dan scope canteen (30 menit)</w:t>
       </w:r>
     </w:p>
     <w:p>
@@ -3957,7 +3513,7 @@
           <w:rFonts w:ascii="Aptos Display" w:hAnsi="Aptos Display"/>
           <w:color w:val="FF2D20"/>
         </w:rPr>
-        <w:t>Tahap 4 — Hitung total dan estimasi (45 menit)</w:t>
+        <w:t>Tahap 4 — Hitung total dan estimasi (30 menit)</w:t>
       </w:r>
     </w:p>
     <w:p>
@@ -4146,7 +3702,7 @@
           <w:rFonts w:ascii="Aptos Display" w:hAnsi="Aptos Display"/>
           <w:color w:val="FF2D20"/>
         </w:rPr>
-        <w:t>Tahap 5 — Revalidasi sebelum checkout (75 menit)</w:t>
+        <w:t>Tahap 5 — Revalidasi sebelum checkout (30 menit)</w:t>
       </w:r>
     </w:p>
     <w:p>
@@ -4335,7 +3891,7 @@
           <w:rFonts w:ascii="Aptos Display" w:hAnsi="Aptos Display"/>
           <w:color w:val="FF2D20"/>
         </w:rPr>
-        <w:t>Tahap 6 — Bangun UI cart Livewire (45 menit)</w:t>
+        <w:t>Tahap 6 — Bangun UI cart Livewire (30 menit)</w:t>
       </w:r>
     </w:p>
     <w:p>
@@ -4524,7 +4080,7 @@
           <w:rFonts w:ascii="Aptos Display" w:hAnsi="Aptos Display"/>
           <w:color w:val="FF2D20"/>
         </w:rPr>
-        <w:t>Tahap 7 — Test dan commit (45 menit)</w:t>
+        <w:t>Tahap 7 — Test dan commit (30 menit)</w:t>
       </w:r>
     </w:p>
     <w:p>
@@ -4734,60 +4290,82 @@
     <w:p>
       <w:pPr>
         <w:pStyle w:val="CodeHeader"/>
-        <w:shd w:fill="2D2D30"/>
+        <w:keepNext/>
         <w:pBdr>
-          <w:left w:val="single" w:sz="4" w:space="8" w:color="2D2D30"/>
+          <w:left w:val="single" w:sz="12" w:space="8" w:color="B8DDE0"/>
         </w:pBdr>
+        <w:shd w:val="clear" w:color="auto" w:fill="E4EAED"/>
       </w:pPr>
       <w:r>
         <w:rPr>
           <w:rFonts w:ascii="Consolas" w:hAnsi="Consolas"/>
           <w:b/>
-          <w:color w:val="FFFFFF"/>
+          <w:color w:val="262626"/>
           <w:sz w:val="16"/>
         </w:rPr>
-        <w:t>Lokasi: terminal pada root repository kantin-multi-tenant   •   MODUL 8 — TERMINAL   •   BASH</w:t>
+        <w:t xml:space="preserve">Lokasi: terminal pada root repository kantin-multi-tenant   •   MODUL 8 — TERMINAL   •   BASH</w:t>
       </w:r>
     </w:p>
     <w:p>
       <w:pPr>
         <w:pStyle w:val="CodeBlock"/>
-        <w:shd w:fill="1E1E1E"/>
         <w:pBdr>
-          <w:left w:val="single" w:sz="4" w:space="8" w:color="1E1E1E"/>
+          <w:left w:val="single" w:sz="12" w:space="8" w:color="B8DDE0"/>
         </w:pBdr>
+        <w:shd w:val="clear" w:color="auto" w:fill="F2F3F7"/>
       </w:pPr>
       <w:r>
         <w:rPr>
           <w:rFonts w:ascii="Consolas" w:hAnsi="Consolas"/>
-          <w:color w:val="4EC9B0"/>
+          <w:b/>
+          <w:color w:val="000080"/>
           <w:sz w:val="16"/>
         </w:rPr>
-        <w:t>php</w:t>
+        <w:t xml:space="preserve">php</w:t>
       </w:r>
       <w:r>
         <w:rPr>
           <w:rFonts w:ascii="Consolas" w:hAnsi="Consolas"/>
-          <w:color w:val="D4D4D4"/>
+          <w:color w:val="262626"/>
           <w:sz w:val="16"/>
         </w:rPr>
         <w:t xml:space="preserve"> artisan test</w:t>
+      </w:r>
+      <w:r>
         <w:br/>
-        <w:t xml:space="preserve">./vendor/bin/pint --test</w:t>
+      </w:r>
+      <w:r>
+        <w:rPr>
+          <w:rFonts w:ascii="Consolas" w:hAnsi="Consolas"/>
+          <w:color w:val="262626"/>
+          <w:sz w:val="16"/>
+        </w:rPr>
+        <w:t xml:space="preserve">./vendor/bin/pint </w:t>
+      </w:r>
+      <w:r>
+        <w:rPr>
+          <w:rFonts w:ascii="Consolas" w:hAnsi="Consolas"/>
+          <w:color w:val="0073E6"/>
+          <w:sz w:val="16"/>
+        </w:rPr>
+        <w:t xml:space="preserve">--test</w:t>
+      </w:r>
+      <w:r>
         <w:br/>
       </w:r>
       <w:r>
         <w:rPr>
           <w:rFonts w:ascii="Consolas" w:hAnsi="Consolas"/>
-          <w:color w:val="4EC9B0"/>
+          <w:b/>
+          <w:color w:val="000080"/>
           <w:sz w:val="16"/>
         </w:rPr>
-        <w:t>npm</w:t>
+        <w:t xml:space="preserve">npm</w:t>
       </w:r>
       <w:r>
         <w:rPr>
           <w:rFonts w:ascii="Consolas" w:hAnsi="Consolas"/>
-          <w:color w:val="D4D4D4"/>
+          <w:color w:val="262626"/>
           <w:sz w:val="16"/>
         </w:rPr>
         <w:t xml:space="preserve"> run build</w:t>
@@ -5013,23 +4591,23 @@
     <w:p>
       <w:pPr>
         <w:pStyle w:val="CodeBlock"/>
-        <w:shd w:fill="1E1E1E" w:val="clear"/>
         <w:pBdr>
-          <w:left w:val="single" w:sz="4" w:space="8" w:color="1E1E1E"/>
+          <w:left w:val="single" w:sz="12" w:space="8" w:color="B8DDE0"/>
         </w:pBdr>
+        <w:shd w:val="clear" w:color="auto" w:fill="F2F3F7"/>
       </w:pPr>
       <w:r>
         <w:rPr>
           <w:rFonts w:ascii="Consolas" w:hAnsi="Consolas"/>
-          <w:color w:val="9CDCFE"/>
+          <w:color w:val="660E7A"/>
           <w:sz w:val="16"/>
         </w:rPr>
-        <w:t>$menu</w:t>
+        <w:t xml:space="preserve">$menu</w:t>
       </w:r>
       <w:r>
         <w:rPr>
           <w:rFonts w:ascii="Consolas" w:hAnsi="Consolas"/>
-          <w:color w:val="D4D4D4"/>
+          <w:color w:val="262626"/>
           <w:sz w:val="16"/>
         </w:rPr>
         <w:t xml:space="preserve"> = </w:t>
@@ -5037,112 +4615,114 @@
       <w:r>
         <w:rPr>
           <w:rFonts w:ascii="Consolas" w:hAnsi="Consolas"/>
-          <w:color w:val="4EC9B0"/>
+          <w:color w:val="267F99"/>
           <w:sz w:val="16"/>
         </w:rPr>
-        <w:t>Menu</w:t>
+        <w:t xml:space="preserve">Menu</w:t>
       </w:r>
       <w:r>
         <w:rPr>
           <w:rFonts w:ascii="Consolas" w:hAnsi="Consolas"/>
-          <w:color w:val="D4D4D4"/>
+          <w:color w:val="262626"/>
           <w:sz w:val="16"/>
         </w:rPr>
-        <w:t>::</w:t>
+        <w:t xml:space="preserve">::</w:t>
       </w:r>
       <w:r>
         <w:rPr>
           <w:rFonts w:ascii="Consolas" w:hAnsi="Consolas"/>
-          <w:color w:val="DCDCAA"/>
+          <w:color w:val="795E26"/>
           <w:sz w:val="16"/>
         </w:rPr>
-        <w:t>withoutGlobalScopes</w:t>
+        <w:t xml:space="preserve">withoutGlobalScopes</w:t>
       </w:r>
       <w:r>
         <w:rPr>
           <w:rFonts w:ascii="Consolas" w:hAnsi="Consolas"/>
-          <w:color w:val="D4D4D4"/>
+          <w:color w:val="262626"/>
           <w:sz w:val="16"/>
         </w:rPr>
-        <w:t>()-&gt;</w:t>
+        <w:t xml:space="preserve">()-&gt;</w:t>
       </w:r>
       <w:r>
         <w:rPr>
           <w:rFonts w:ascii="Consolas" w:hAnsi="Consolas"/>
-          <w:color w:val="DCDCAA"/>
+          <w:color w:val="795E26"/>
           <w:sz w:val="16"/>
         </w:rPr>
-        <w:t>findOrFail</w:t>
+        <w:t xml:space="preserve">findOrFail</w:t>
       </w:r>
       <w:r>
         <w:rPr>
           <w:rFonts w:ascii="Consolas" w:hAnsi="Consolas"/>
-          <w:color w:val="D4D4D4"/>
+          <w:color w:val="262626"/>
           <w:sz w:val="16"/>
         </w:rPr>
-        <w:t>(</w:t>
+        <w:t xml:space="preserve">(</w:t>
       </w:r>
       <w:r>
         <w:rPr>
           <w:rFonts w:ascii="Consolas" w:hAnsi="Consolas"/>
-          <w:color w:val="9CDCFE"/>
+          <w:color w:val="660E7A"/>
           <w:sz w:val="16"/>
         </w:rPr>
-        <w:t>$menuId</w:t>
+        <w:t xml:space="preserve">$menuId</w:t>
       </w:r>
       <w:r>
         <w:rPr>
           <w:rFonts w:ascii="Consolas" w:hAnsi="Consolas"/>
-          <w:color w:val="D4D4D4"/>
+          <w:color w:val="262626"/>
           <w:sz w:val="16"/>
         </w:rPr>
-        <w:t>);</w:t>
+        <w:t xml:space="preserve">);</w:t>
+      </w:r>
+      <w:r>
         <w:br/>
       </w:r>
       <w:r>
         <w:rPr>
           <w:rFonts w:ascii="Consolas" w:hAnsi="Consolas"/>
-          <w:color w:val="9CDCFE"/>
+          <w:color w:val="660E7A"/>
           <w:sz w:val="16"/>
         </w:rPr>
-        <w:t>$this</w:t>
+        <w:t xml:space="preserve">$this</w:t>
       </w:r>
       <w:r>
         <w:rPr>
           <w:rFonts w:ascii="Consolas" w:hAnsi="Consolas"/>
-          <w:color w:val="D4D4D4"/>
+          <w:color w:val="262626"/>
           <w:sz w:val="16"/>
         </w:rPr>
-        <w:t>-&gt;</w:t>
+        <w:t xml:space="preserve">-&gt;</w:t>
       </w:r>
       <w:r>
         <w:rPr>
           <w:rFonts w:ascii="Consolas" w:hAnsi="Consolas"/>
-          <w:color w:val="DCDCAA"/>
+          <w:color w:val="795E26"/>
           <w:sz w:val="16"/>
         </w:rPr>
-        <w:t>assertSellable</w:t>
+        <w:t xml:space="preserve">assertSellable</w:t>
       </w:r>
       <w:r>
         <w:rPr>
           <w:rFonts w:ascii="Consolas" w:hAnsi="Consolas"/>
-          <w:color w:val="D4D4D4"/>
+          <w:color w:val="262626"/>
           <w:sz w:val="16"/>
         </w:rPr>
-        <w:t>(</w:t>
+        <w:t xml:space="preserve">(</w:t>
       </w:r>
       <w:r>
         <w:rPr>
           <w:rFonts w:ascii="Consolas" w:hAnsi="Consolas"/>
-          <w:color w:val="9CDCFE"/>
+          <w:color w:val="660E7A"/>
           <w:sz w:val="16"/>
         </w:rPr>
-        <w:t>$menu</w:t>
+        <w:t xml:space="preserve">$menu</w:t>
       </w:r>
       <w:r>
         <w:rPr>
           <w:rFonts w:ascii="Consolas" w:hAnsi="Consolas"/>
-          <w:color w:val="D4D4D4"/>
+          <w:color w:val="262626"/>
           <w:sz w:val="16"/>
         </w:rPr>
         <w:t xml:space="preserve">, </w:t>
@@ -5150,33 +4730,37 @@
       <w:r>
         <w:rPr>
           <w:rFonts w:ascii="Consolas" w:hAnsi="Consolas"/>
-          <w:color w:val="9CDCFE"/>
+          <w:color w:val="660E7A"/>
           <w:sz w:val="16"/>
         </w:rPr>
-        <w:t>$quantity</w:t>
+        <w:t xml:space="preserve">$quantity</w:t>
       </w:r>
       <w:r>
         <w:rPr>
           <w:rFonts w:ascii="Consolas" w:hAnsi="Consolas"/>
-          <w:color w:val="D4D4D4"/>
+          <w:color w:val="262626"/>
           <w:sz w:val="16"/>
         </w:rPr>
-        <w:t>);</w:t>
+        <w:t xml:space="preserve">);</w:t>
+      </w:r>
+      <w:r>
         <w:br/>
+      </w:r>
+      <w:r>
         <w:br/>
       </w:r>
       <w:r>
         <w:rPr>
           <w:rFonts w:ascii="Consolas" w:hAnsi="Consolas"/>
-          <w:color w:val="9CDCFE"/>
+          <w:color w:val="660E7A"/>
           <w:sz w:val="16"/>
         </w:rPr>
-        <w:t>$key</w:t>
+        <w:t xml:space="preserve">$key</w:t>
       </w:r>
       <w:r>
         <w:rPr>
           <w:rFonts w:ascii="Consolas" w:hAnsi="Consolas"/>
-          <w:color w:val="D4D4D4"/>
+          <w:color w:val="262626"/>
           <w:sz w:val="16"/>
         </w:rPr>
         <w:t xml:space="preserve"> = </w:t>
@@ -5184,32 +4768,34 @@
       <w:r>
         <w:rPr>
           <w:rFonts w:ascii="Consolas" w:hAnsi="Consolas"/>
-          <w:color w:val="CE9178"/>
+          <w:color w:val="00733B"/>
           <w:sz w:val="16"/>
         </w:rPr>
-        <w:t>"cart:{$sessionId}"</w:t>
+        <w:t xml:space="preserve">"cart:{$sessionId}"</w:t>
       </w:r>
       <w:r>
         <w:rPr>
           <w:rFonts w:ascii="Consolas" w:hAnsi="Consolas"/>
-          <w:color w:val="D4D4D4"/>
+          <w:color w:val="262626"/>
           <w:sz w:val="16"/>
         </w:rPr>
-        <w:t>;</w:t>
+        <w:t xml:space="preserve">;</w:t>
+      </w:r>
+      <w:r>
         <w:br/>
       </w:r>
       <w:r>
         <w:rPr>
           <w:rFonts w:ascii="Consolas" w:hAnsi="Consolas"/>
-          <w:color w:val="9CDCFE"/>
+          <w:color w:val="660E7A"/>
           <w:sz w:val="16"/>
         </w:rPr>
-        <w:t>$cart</w:t>
+        <w:t xml:space="preserve">$cart</w:t>
       </w:r>
       <w:r>
         <w:rPr>
           <w:rFonts w:ascii="Consolas" w:hAnsi="Consolas"/>
-          <w:color w:val="D4D4D4"/>
+          <w:color w:val="262626"/>
           <w:sz w:val="16"/>
         </w:rPr>
         <w:t xml:space="preserve"> = </w:t>
@@ -5217,65 +4803,90 @@
       <w:r>
         <w:rPr>
           <w:rFonts w:ascii="Consolas" w:hAnsi="Consolas"/>
-          <w:color w:val="9CDCFE"/>
+          <w:color w:val="660E7A"/>
           <w:sz w:val="16"/>
         </w:rPr>
-        <w:t>$this</w:t>
+        <w:t xml:space="preserve">$this</w:t>
       </w:r>
       <w:r>
         <w:rPr>
           <w:rFonts w:ascii="Consolas" w:hAnsi="Consolas"/>
-          <w:color w:val="D4D4D4"/>
+          <w:color w:val="262626"/>
           <w:sz w:val="16"/>
         </w:rPr>
-        <w:t>-&gt;cache-&gt;</w:t>
+        <w:t xml:space="preserve">-&gt;</w:t>
       </w:r>
       <w:r>
         <w:rPr>
           <w:rFonts w:ascii="Consolas" w:hAnsi="Consolas"/>
-          <w:color w:val="DCDCAA"/>
+          <w:color w:val="660E7A"/>
           <w:sz w:val="16"/>
         </w:rPr>
-        <w:t>get</w:t>
+        <w:t xml:space="preserve">cache</w:t>
       </w:r>
       <w:r>
         <w:rPr>
           <w:rFonts w:ascii="Consolas" w:hAnsi="Consolas"/>
-          <w:color w:val="D4D4D4"/>
+          <w:color w:val="262626"/>
           <w:sz w:val="16"/>
         </w:rPr>
-        <w:t>(</w:t>
+        <w:t xml:space="preserve">-&gt;</w:t>
       </w:r>
       <w:r>
         <w:rPr>
           <w:rFonts w:ascii="Consolas" w:hAnsi="Consolas"/>
-          <w:color w:val="9CDCFE"/>
+          <w:color w:val="795E26"/>
           <w:sz w:val="16"/>
         </w:rPr>
-        <w:t>$key</w:t>
+        <w:t xml:space="preserve">get</w:t>
       </w:r>
       <w:r>
         <w:rPr>
           <w:rFonts w:ascii="Consolas" w:hAnsi="Consolas"/>
-          <w:color w:val="D4D4D4"/>
+          <w:color w:val="262626"/>
           <w:sz w:val="16"/>
         </w:rPr>
+        <w:t xml:space="preserve">(</w:t>
+      </w:r>
+      <w:r>
+        <w:rPr>
+          <w:rFonts w:ascii="Consolas" w:hAnsi="Consolas"/>
+          <w:color w:val="660E7A"/>
+          <w:sz w:val="16"/>
+        </w:rPr>
+        <w:t xml:space="preserve">$key</w:t>
+      </w:r>
+      <w:r>
+        <w:rPr>
+          <w:rFonts w:ascii="Consolas" w:hAnsi="Consolas"/>
+          <w:color w:val="262626"/>
+          <w:sz w:val="16"/>
+        </w:rPr>
         <w:t xml:space="preserve">, [</w:t>
+      </w:r>
+      <w:r>
         <w:br/>
+      </w:r>
+      <w:r>
+        <w:rPr>
+          <w:rFonts w:ascii="Consolas" w:hAnsi="Consolas"/>
+          <w:color w:val="262626"/>
+          <w:sz w:val="16"/>
+        </w:rPr>
         <w:t xml:space="preserve">    </w:t>
       </w:r>
       <w:r>
         <w:rPr>
           <w:rFonts w:ascii="Consolas" w:hAnsi="Consolas"/>
-          <w:color w:val="CE9178"/>
+          <w:color w:val="00733B"/>
           <w:sz w:val="16"/>
         </w:rPr>
-        <w:t>'version'</w:t>
+        <w:t xml:space="preserve">'version'</w:t>
       </w:r>
       <w:r>
         <w:rPr>
           <w:rFonts w:ascii="Consolas" w:hAnsi="Consolas"/>
-          <w:color w:val="D4D4D4"/>
+          <w:color w:val="262626"/>
           <w:sz w:val="16"/>
         </w:rPr>
         <w:t xml:space="preserve"> =&gt; </w:t>
@@ -5283,103 +4894,134 @@
       <w:r>
         <w:rPr>
           <w:rFonts w:ascii="Consolas" w:hAnsi="Consolas"/>
-          <w:color w:val="B5CEA8"/>
+          <w:color w:val="0073E6"/>
           <w:sz w:val="16"/>
         </w:rPr>
-        <w:t>1</w:t>
+        <w:t xml:space="preserve">1</w:t>
       </w:r>
       <w:r>
         <w:rPr>
           <w:rFonts w:ascii="Consolas" w:hAnsi="Consolas"/>
-          <w:color w:val="D4D4D4"/>
+          <w:color w:val="262626"/>
           <w:sz w:val="16"/>
         </w:rPr>
-        <w:t>,</w:t>
+        <w:t xml:space="preserve">,</w:t>
+      </w:r>
+      <w:r>
         <w:br/>
+      </w:r>
+      <w:r>
+        <w:rPr>
+          <w:rFonts w:ascii="Consolas" w:hAnsi="Consolas"/>
+          <w:color w:val="262626"/>
+          <w:sz w:val="16"/>
+        </w:rPr>
         <w:t xml:space="preserve">    </w:t>
       </w:r>
       <w:r>
         <w:rPr>
           <w:rFonts w:ascii="Consolas" w:hAnsi="Consolas"/>
-          <w:color w:val="CE9178"/>
+          <w:color w:val="00733B"/>
           <w:sz w:val="16"/>
         </w:rPr>
-        <w:t>'items'</w:t>
+        <w:t xml:space="preserve">'items'</w:t>
       </w:r>
       <w:r>
         <w:rPr>
           <w:rFonts w:ascii="Consolas" w:hAnsi="Consolas"/>
-          <w:color w:val="D4D4D4"/>
+          <w:color w:val="262626"/>
           <w:sz w:val="16"/>
         </w:rPr>
         <w:t xml:space="preserve"> =&gt; [],</w:t>
+      </w:r>
+      <w:r>
         <w:br/>
-        <w:t>]);</w:t>
+      </w:r>
+      <w:r>
+        <w:rPr>
+          <w:rFonts w:ascii="Consolas" w:hAnsi="Consolas"/>
+          <w:color w:val="262626"/>
+          <w:sz w:val="16"/>
+        </w:rPr>
+        <w:t xml:space="preserve">]);</w:t>
+      </w:r>
+      <w:r>
         <w:br/>
+      </w:r>
+      <w:r>
         <w:br/>
       </w:r>
       <w:r>
         <w:rPr>
           <w:rFonts w:ascii="Consolas" w:hAnsi="Consolas"/>
-          <w:color w:val="9CDCFE"/>
+          <w:color w:val="660E7A"/>
           <w:sz w:val="16"/>
         </w:rPr>
-        <w:t>$cart</w:t>
+        <w:t xml:space="preserve">$cart</w:t>
       </w:r>
       <w:r>
         <w:rPr>
           <w:rFonts w:ascii="Consolas" w:hAnsi="Consolas"/>
-          <w:color w:val="D4D4D4"/>
+          <w:color w:val="262626"/>
           <w:sz w:val="16"/>
         </w:rPr>
-        <w:t>[</w:t>
+        <w:t xml:space="preserve">[</w:t>
       </w:r>
       <w:r>
         <w:rPr>
           <w:rFonts w:ascii="Consolas" w:hAnsi="Consolas"/>
-          <w:color w:val="CE9178"/>
+          <w:color w:val="00733B"/>
           <w:sz w:val="16"/>
         </w:rPr>
-        <w:t>'items'</w:t>
+        <w:t xml:space="preserve">'items'</w:t>
       </w:r>
       <w:r>
         <w:rPr>
           <w:rFonts w:ascii="Consolas" w:hAnsi="Consolas"/>
-          <w:color w:val="D4D4D4"/>
+          <w:color w:val="262626"/>
           <w:sz w:val="16"/>
         </w:rPr>
-        <w:t>][</w:t>
+        <w:t xml:space="preserve">][</w:t>
       </w:r>
       <w:r>
         <w:rPr>
           <w:rFonts w:ascii="Consolas" w:hAnsi="Consolas"/>
-          <w:color w:val="CE9178"/>
+          <w:color w:val="00733B"/>
           <w:sz w:val="16"/>
         </w:rPr>
-        <w:t>"menu:{$menu-&gt;id}"</w:t>
+        <w:t xml:space="preserve">"menu:{$menu-&gt;id}"</w:t>
       </w:r>
       <w:r>
         <w:rPr>
           <w:rFonts w:ascii="Consolas" w:hAnsi="Consolas"/>
-          <w:color w:val="D4D4D4"/>
+          <w:color w:val="262626"/>
           <w:sz w:val="16"/>
         </w:rPr>
         <w:t xml:space="preserve">] = [</w:t>
+      </w:r>
+      <w:r>
         <w:br/>
+      </w:r>
+      <w:r>
+        <w:rPr>
+          <w:rFonts w:ascii="Consolas" w:hAnsi="Consolas"/>
+          <w:color w:val="262626"/>
+          <w:sz w:val="16"/>
+        </w:rPr>
         <w:t xml:space="preserve">    </w:t>
       </w:r>
       <w:r>
         <w:rPr>
           <w:rFonts w:ascii="Consolas" w:hAnsi="Consolas"/>
-          <w:color w:val="CE9178"/>
+          <w:color w:val="00733B"/>
           <w:sz w:val="16"/>
         </w:rPr>
-        <w:t>'menu_id'</w:t>
+        <w:t xml:space="preserve">'menu_id'</w:t>
       </w:r>
       <w:r>
         <w:rPr>
           <w:rFonts w:ascii="Consolas" w:hAnsi="Consolas"/>
-          <w:color w:val="D4D4D4"/>
+          <w:color w:val="262626"/>
           <w:sz w:val="16"/>
         </w:rPr>
         <w:t xml:space="preserve"> =&gt; </w:t>
@@ -5387,33 +5029,58 @@
       <w:r>
         <w:rPr>
           <w:rFonts w:ascii="Consolas" w:hAnsi="Consolas"/>
-          <w:color w:val="9CDCFE"/>
+          <w:color w:val="660E7A"/>
           <w:sz w:val="16"/>
         </w:rPr>
-        <w:t>$menu</w:t>
+        <w:t xml:space="preserve">$menu</w:t>
       </w:r>
       <w:r>
         <w:rPr>
           <w:rFonts w:ascii="Consolas" w:hAnsi="Consolas"/>
-          <w:color w:val="D4D4D4"/>
+          <w:color w:val="262626"/>
           <w:sz w:val="16"/>
         </w:rPr>
-        <w:t>-&gt;id,</w:t>
+        <w:t xml:space="preserve">-&gt;</w:t>
+      </w:r>
+      <w:r>
+        <w:rPr>
+          <w:rFonts w:ascii="Consolas" w:hAnsi="Consolas"/>
+          <w:color w:val="660E7A"/>
+          <w:sz w:val="16"/>
+        </w:rPr>
+        <w:t xml:space="preserve">id</w:t>
+      </w:r>
+      <w:r>
+        <w:rPr>
+          <w:rFonts w:ascii="Consolas" w:hAnsi="Consolas"/>
+          <w:color w:val="262626"/>
+          <w:sz w:val="16"/>
+        </w:rPr>
+        <w:t xml:space="preserve">,</w:t>
+      </w:r>
+      <w:r>
         <w:br/>
+      </w:r>
+      <w:r>
+        <w:rPr>
+          <w:rFonts w:ascii="Consolas" w:hAnsi="Consolas"/>
+          <w:color w:val="262626"/>
+          <w:sz w:val="16"/>
+        </w:rPr>
         <w:t xml:space="preserve">    </w:t>
       </w:r>
       <w:r>
         <w:rPr>
           <w:rFonts w:ascii="Consolas" w:hAnsi="Consolas"/>
-          <w:color w:val="CE9178"/>
+          <w:color w:val="00733B"/>
           <w:sz w:val="16"/>
         </w:rPr>
-        <w:t>'tenant_id'</w:t>
+        <w:t xml:space="preserve">'tenant_id'</w:t>
       </w:r>
       <w:r>
         <w:rPr>
           <w:rFonts w:ascii="Consolas" w:hAnsi="Consolas"/>
-          <w:color w:val="D4D4D4"/>
+          <w:color w:val="262626"/>
           <w:sz w:val="16"/>
         </w:rPr>
         <w:t xml:space="preserve"> =&gt; </w:t>
@@ -5421,33 +5088,58 @@
       <w:r>
         <w:rPr>
           <w:rFonts w:ascii="Consolas" w:hAnsi="Consolas"/>
-          <w:color w:val="9CDCFE"/>
+          <w:color w:val="660E7A"/>
           <w:sz w:val="16"/>
         </w:rPr>
-        <w:t>$menu</w:t>
+        <w:t xml:space="preserve">$menu</w:t>
       </w:r>
       <w:r>
         <w:rPr>
           <w:rFonts w:ascii="Consolas" w:hAnsi="Consolas"/>
-          <w:color w:val="D4D4D4"/>
+          <w:color w:val="262626"/>
           <w:sz w:val="16"/>
         </w:rPr>
-        <w:t>-&gt;tenant_id,</w:t>
+        <w:t xml:space="preserve">-&gt;</w:t>
+      </w:r>
+      <w:r>
+        <w:rPr>
+          <w:rFonts w:ascii="Consolas" w:hAnsi="Consolas"/>
+          <w:color w:val="660E7A"/>
+          <w:sz w:val="16"/>
+        </w:rPr>
+        <w:t xml:space="preserve">tenant_id</w:t>
+      </w:r>
+      <w:r>
+        <w:rPr>
+          <w:rFonts w:ascii="Consolas" w:hAnsi="Consolas"/>
+          <w:color w:val="262626"/>
+          <w:sz w:val="16"/>
+        </w:rPr>
+        <w:t xml:space="preserve">,</w:t>
+      </w:r>
+      <w:r>
         <w:br/>
+      </w:r>
+      <w:r>
+        <w:rPr>
+          <w:rFonts w:ascii="Consolas" w:hAnsi="Consolas"/>
+          <w:color w:val="262626"/>
+          <w:sz w:val="16"/>
+        </w:rPr>
         <w:t xml:space="preserve">    </w:t>
       </w:r>
       <w:r>
         <w:rPr>
           <w:rFonts w:ascii="Consolas" w:hAnsi="Consolas"/>
-          <w:color w:val="CE9178"/>
+          <w:color w:val="00733B"/>
           <w:sz w:val="16"/>
         </w:rPr>
-        <w:t>'unit_price'</w:t>
+        <w:t xml:space="preserve">'unit_price'</w:t>
       </w:r>
       <w:r>
         <w:rPr>
           <w:rFonts w:ascii="Consolas" w:hAnsi="Consolas"/>
-          <w:color w:val="D4D4D4"/>
+          <w:color w:val="262626"/>
           <w:sz w:val="16"/>
         </w:rPr>
         <w:t xml:space="preserve"> =&gt; (</w:t>
@@ -5455,15 +5147,16 @@
       <w:r>
         <w:rPr>
           <w:rFonts w:ascii="Consolas" w:hAnsi="Consolas"/>
-          <w:color w:val="569CD6"/>
+          <w:b/>
+          <w:color w:val="000080"/>
           <w:sz w:val="16"/>
         </w:rPr>
-        <w:t>int</w:t>
+        <w:t xml:space="preserve">int</w:t>
       </w:r>
       <w:r>
         <w:rPr>
           <w:rFonts w:ascii="Consolas" w:hAnsi="Consolas"/>
-          <w:color w:val="D4D4D4"/>
+          <w:color w:val="262626"/>
           <w:sz w:val="16"/>
         </w:rPr>
         <w:t xml:space="preserve">) </w:t>
@@ -5471,33 +5164,58 @@
       <w:r>
         <w:rPr>
           <w:rFonts w:ascii="Consolas" w:hAnsi="Consolas"/>
-          <w:color w:val="9CDCFE"/>
+          <w:color w:val="660E7A"/>
           <w:sz w:val="16"/>
         </w:rPr>
-        <w:t>$menu</w:t>
+        <w:t xml:space="preserve">$menu</w:t>
       </w:r>
       <w:r>
         <w:rPr>
           <w:rFonts w:ascii="Consolas" w:hAnsi="Consolas"/>
-          <w:color w:val="D4D4D4"/>
+          <w:color w:val="262626"/>
           <w:sz w:val="16"/>
         </w:rPr>
-        <w:t>-&gt;base_price,</w:t>
+        <w:t xml:space="preserve">-&gt;</w:t>
+      </w:r>
+      <w:r>
+        <w:rPr>
+          <w:rFonts w:ascii="Consolas" w:hAnsi="Consolas"/>
+          <w:color w:val="660E7A"/>
+          <w:sz w:val="16"/>
+        </w:rPr>
+        <w:t xml:space="preserve">base_price</w:t>
+      </w:r>
+      <w:r>
+        <w:rPr>
+          <w:rFonts w:ascii="Consolas" w:hAnsi="Consolas"/>
+          <w:color w:val="262626"/>
+          <w:sz w:val="16"/>
+        </w:rPr>
+        <w:t xml:space="preserve">,</w:t>
+      </w:r>
+      <w:r>
         <w:br/>
+      </w:r>
+      <w:r>
+        <w:rPr>
+          <w:rFonts w:ascii="Consolas" w:hAnsi="Consolas"/>
+          <w:color w:val="262626"/>
+          <w:sz w:val="16"/>
+        </w:rPr>
         <w:t xml:space="preserve">    </w:t>
       </w:r>
       <w:r>
         <w:rPr>
           <w:rFonts w:ascii="Consolas" w:hAnsi="Consolas"/>
-          <w:color w:val="CE9178"/>
+          <w:color w:val="00733B"/>
           <w:sz w:val="16"/>
         </w:rPr>
-        <w:t>'quantity'</w:t>
+        <w:t xml:space="preserve">'quantity'</w:t>
       </w:r>
       <w:r>
         <w:rPr>
           <w:rFonts w:ascii="Consolas" w:hAnsi="Consolas"/>
-          <w:color w:val="D4D4D4"/>
+          <w:color w:val="262626"/>
           <w:sz w:val="16"/>
         </w:rPr>
         <w:t xml:space="preserve"> =&gt; </w:t>
@@ -5505,33 +5223,42 @@
       <w:r>
         <w:rPr>
           <w:rFonts w:ascii="Consolas" w:hAnsi="Consolas"/>
-          <w:color w:val="9CDCFE"/>
+          <w:color w:val="660E7A"/>
           <w:sz w:val="16"/>
         </w:rPr>
-        <w:t>$quantity</w:t>
+        <w:t xml:space="preserve">$quantity</w:t>
       </w:r>
       <w:r>
         <w:rPr>
           <w:rFonts w:ascii="Consolas" w:hAnsi="Consolas"/>
-          <w:color w:val="D4D4D4"/>
+          <w:color w:val="262626"/>
           <w:sz w:val="16"/>
         </w:rPr>
-        <w:t>,</w:t>
+        <w:t xml:space="preserve">,</w:t>
+      </w:r>
+      <w:r>
         <w:br/>
+      </w:r>
+      <w:r>
+        <w:rPr>
+          <w:rFonts w:ascii="Consolas" w:hAnsi="Consolas"/>
+          <w:color w:val="262626"/>
+          <w:sz w:val="16"/>
+        </w:rPr>
         <w:t xml:space="preserve">    </w:t>
       </w:r>
       <w:r>
         <w:rPr>
           <w:rFonts w:ascii="Consolas" w:hAnsi="Consolas"/>
-          <w:color w:val="CE9178"/>
+          <w:color w:val="00733B"/>
           <w:sz w:val="16"/>
         </w:rPr>
-        <w:t>'checked_at'</w:t>
+        <w:t xml:space="preserve">'checked_at'</w:t>
       </w:r>
       <w:r>
         <w:rPr>
           <w:rFonts w:ascii="Consolas" w:hAnsi="Consolas"/>
-          <w:color w:val="D4D4D4"/>
+          <w:color w:val="262626"/>
           <w:sz w:val="16"/>
         </w:rPr>
         <w:t xml:space="preserve"> =&gt; </w:t>
@@ -5539,99 +5266,128 @@
       <w:r>
         <w:rPr>
           <w:rFonts w:ascii="Consolas" w:hAnsi="Consolas"/>
-          <w:color w:val="DCDCAA"/>
+          <w:color w:val="795E26"/>
           <w:sz w:val="16"/>
         </w:rPr>
-        <w:t>now</w:t>
+        <w:t xml:space="preserve">now</w:t>
       </w:r>
       <w:r>
         <w:rPr>
           <w:rFonts w:ascii="Consolas" w:hAnsi="Consolas"/>
-          <w:color w:val="D4D4D4"/>
+          <w:color w:val="262626"/>
           <w:sz w:val="16"/>
         </w:rPr>
-        <w:t>()-&gt;</w:t>
+        <w:t xml:space="preserve">()-&gt;</w:t>
       </w:r>
       <w:r>
         <w:rPr>
           <w:rFonts w:ascii="Consolas" w:hAnsi="Consolas"/>
-          <w:color w:val="DCDCAA"/>
+          <w:color w:val="795E26"/>
           <w:sz w:val="16"/>
         </w:rPr>
-        <w:t>toIso8601String</w:t>
+        <w:t xml:space="preserve">toIso8601String</w:t>
       </w:r>
       <w:r>
         <w:rPr>
           <w:rFonts w:ascii="Consolas" w:hAnsi="Consolas"/>
-          <w:color w:val="D4D4D4"/>
+          <w:color w:val="262626"/>
           <w:sz w:val="16"/>
         </w:rPr>
-        <w:t>(),</w:t>
+        <w:t xml:space="preserve">(),</w:t>
+      </w:r>
+      <w:r>
         <w:br/>
-        <w:t>];</w:t>
+      </w:r>
+      <w:r>
+        <w:rPr>
+          <w:rFonts w:ascii="Consolas" w:hAnsi="Consolas"/>
+          <w:color w:val="262626"/>
+          <w:sz w:val="16"/>
+        </w:rPr>
+        <w:t xml:space="preserve">];</w:t>
+      </w:r>
+      <w:r>
         <w:br/>
+      </w:r>
+      <w:r>
         <w:br/>
       </w:r>
       <w:r>
         <w:rPr>
           <w:rFonts w:ascii="Consolas" w:hAnsi="Consolas"/>
-          <w:color w:val="9CDCFE"/>
+          <w:color w:val="660E7A"/>
           <w:sz w:val="16"/>
         </w:rPr>
-        <w:t>$this</w:t>
+        <w:t xml:space="preserve">$this</w:t>
       </w:r>
       <w:r>
         <w:rPr>
           <w:rFonts w:ascii="Consolas" w:hAnsi="Consolas"/>
-          <w:color w:val="D4D4D4"/>
+          <w:color w:val="262626"/>
           <w:sz w:val="16"/>
         </w:rPr>
-        <w:t>-&gt;cache-&gt;</w:t>
+        <w:t xml:space="preserve">-&gt;</w:t>
       </w:r>
       <w:r>
         <w:rPr>
           <w:rFonts w:ascii="Consolas" w:hAnsi="Consolas"/>
-          <w:color w:val="DCDCAA"/>
+          <w:color w:val="660E7A"/>
           <w:sz w:val="16"/>
         </w:rPr>
-        <w:t>put</w:t>
+        <w:t xml:space="preserve">cache</w:t>
       </w:r>
       <w:r>
         <w:rPr>
           <w:rFonts w:ascii="Consolas" w:hAnsi="Consolas"/>
-          <w:color w:val="D4D4D4"/>
+          <w:color w:val="262626"/>
           <w:sz w:val="16"/>
         </w:rPr>
-        <w:t>(</w:t>
+        <w:t xml:space="preserve">-&gt;</w:t>
       </w:r>
       <w:r>
         <w:rPr>
           <w:rFonts w:ascii="Consolas" w:hAnsi="Consolas"/>
-          <w:color w:val="9CDCFE"/>
+          <w:color w:val="795E26"/>
           <w:sz w:val="16"/>
         </w:rPr>
-        <w:t>$key</w:t>
+        <w:t xml:space="preserve">put</w:t>
       </w:r>
       <w:r>
         <w:rPr>
           <w:rFonts w:ascii="Consolas" w:hAnsi="Consolas"/>
-          <w:color w:val="D4D4D4"/>
+          <w:color w:val="262626"/>
           <w:sz w:val="16"/>
         </w:rPr>
+        <w:t xml:space="preserve">(</w:t>
+      </w:r>
+      <w:r>
+        <w:rPr>
+          <w:rFonts w:ascii="Consolas" w:hAnsi="Consolas"/>
+          <w:color w:val="660E7A"/>
+          <w:sz w:val="16"/>
+        </w:rPr>
+        <w:t xml:space="preserve">$key</w:t>
+      </w:r>
+      <w:r>
+        <w:rPr>
+          <w:rFonts w:ascii="Consolas" w:hAnsi="Consolas"/>
+          <w:color w:val="262626"/>
+          <w:sz w:val="16"/>
+        </w:rPr>
         <w:t xml:space="preserve">, </w:t>
       </w:r>
       <w:r>
         <w:rPr>
           <w:rFonts w:ascii="Consolas" w:hAnsi="Consolas"/>
-          <w:color w:val="9CDCFE"/>
+          <w:color w:val="660E7A"/>
           <w:sz w:val="16"/>
         </w:rPr>
-        <w:t>$cart</w:t>
+        <w:t xml:space="preserve">$cart</w:t>
       </w:r>
       <w:r>
         <w:rPr>
           <w:rFonts w:ascii="Consolas" w:hAnsi="Consolas"/>
-          <w:color w:val="D4D4D4"/>
+          <w:color w:val="262626"/>
           <w:sz w:val="16"/>
         </w:rPr>
         <w:t xml:space="preserve">, </w:t>
@@ -5639,50 +5395,50 @@
       <w:r>
         <w:rPr>
           <w:rFonts w:ascii="Consolas" w:hAnsi="Consolas"/>
-          <w:color w:val="DCDCAA"/>
+          <w:color w:val="795E26"/>
           <w:sz w:val="16"/>
         </w:rPr>
-        <w:t>now</w:t>
+        <w:t xml:space="preserve">now</w:t>
       </w:r>
       <w:r>
         <w:rPr>
           <w:rFonts w:ascii="Consolas" w:hAnsi="Consolas"/>
-          <w:color w:val="D4D4D4"/>
+          <w:color w:val="262626"/>
           <w:sz w:val="16"/>
         </w:rPr>
-        <w:t>()-&gt;</w:t>
+        <w:t xml:space="preserve">()-&gt;</w:t>
       </w:r>
       <w:r>
         <w:rPr>
           <w:rFonts w:ascii="Consolas" w:hAnsi="Consolas"/>
-          <w:color w:val="DCDCAA"/>
+          <w:color w:val="795E26"/>
           <w:sz w:val="16"/>
         </w:rPr>
-        <w:t>addHours</w:t>
+        <w:t xml:space="preserve">addHours</w:t>
       </w:r>
       <w:r>
         <w:rPr>
           <w:rFonts w:ascii="Consolas" w:hAnsi="Consolas"/>
-          <w:color w:val="D4D4D4"/>
+          <w:color w:val="262626"/>
           <w:sz w:val="16"/>
         </w:rPr>
-        <w:t>(</w:t>
+        <w:t xml:space="preserve">(</w:t>
       </w:r>
       <w:r>
         <w:rPr>
           <w:rFonts w:ascii="Consolas" w:hAnsi="Consolas"/>
-          <w:color w:val="B5CEA8"/>
+          <w:color w:val="0073E6"/>
           <w:sz w:val="16"/>
         </w:rPr>
-        <w:t>4</w:t>
+        <w:t xml:space="preserve">4</w:t>
       </w:r>
       <w:r>
         <w:rPr>
           <w:rFonts w:ascii="Consolas" w:hAnsi="Consolas"/>
-          <w:color w:val="D4D4D4"/>
+          <w:color w:val="262626"/>
           <w:sz w:val="16"/>
         </w:rPr>
-        <w:t>));</w:t>
+        <w:t xml:space="preserve">));</w:t>
       </w:r>
     </w:p>
     <w:p>
@@ -18712,7 +18468,7 @@
     </w:pPr>
     <w:rPr>
       <w:rFonts w:ascii="Consolas" w:hAnsi="Consolas"/>
-      <w:color w:val="D4D4D4"/>
+      <w:color w:val="262626"/>
       <w:sz w:val="16"/>
     </w:rPr>
   </w:style>
@@ -18824,7 +18580,7 @@
     <w:rPr>
       <w:rFonts w:ascii="Consolas" w:hAnsi="Consolas"/>
       <w:b/>
-      <w:color w:val="FFFFFF"/>
+      <w:color w:val="262626"/>
       <w:sz w:val="16"/>
     </w:rPr>
   </w:style>
